--- a/spa/docx/11.content.docx
+++ b/spa/docx/11.content.docx
@@ -250,7 +250,7 @@
           <w:vertAlign w:val="superscript"/>
           <w:lang w:val="es_ES" w:bidi="es_ES"/>
         </w:rPr>
-        <w:t>4</w:t>
+        <w:t>3-4</w:t>
       </w:r>
       <w:r>
         <w:rPr>
@@ -403,7 +403,7 @@
         <w:rPr>
           <w:lang w:val="es_ES" w:bidi="es_ES"/>
         </w:rPr>
-        <w:t xml:space="preserve"> Entonces el profeta Natán fue a hablar con Betsabé, la madre de Salomón. Le preguntó:—¿No sabes que Adonías, el hijo de Jaguit, se ha proclamado rey? Y nuestro señor David ni siquiera se ha enterado.</w:t>
+        <w:t xml:space="preserve"> Entonces el profeta Natán fue a hablar con Betsabé, la madre de Salomón. Le preguntó: —¿No sabes que Adonías, el hijo de Jaguit, se ha proclamado rey? Y nuestro señor David ni siquiera se ha enterado.</w:t>
       </w:r>
     </w:p>
     <w:p>
@@ -445,7 +445,7 @@
         <w:rPr>
           <w:lang w:val="es_ES" w:bidi="es_ES"/>
         </w:rPr>
-        <w:t xml:space="preserve"> Ve enseguida donde el rey David y pregúntale: "Mi señor, ¿no me prometiste que mi hijo Salomón sería el próximo rey y que se sentaría en tu trono? Entonces, ¿por qué Adonías está reinando?".</w:t>
+        <w:t xml:space="preserve"> Ve enseguida donde el rey David y pregúntale: “Mi señor, ¿no me prometiste que mi hijo Salomón sería el próximo rey y que se sentaría en tu trono? Entonces, ¿por qué Adonías está reinando?”.</w:t>
       </w:r>
     </w:p>
     <w:p>
@@ -508,7 +508,7 @@
         <w:rPr>
           <w:lang w:val="es_ES" w:bidi="es_ES"/>
         </w:rPr>
-        <w:t xml:space="preserve"> Betsabé se inclinó ante el rey y él le preguntó:—¿Qué quieres?</w:t>
+        <w:t xml:space="preserve"> Betsabé se inclinó ante el rey y él le preguntó: —¿Qué quieres?</w:t>
       </w:r>
     </w:p>
     <w:p>
@@ -529,7 +529,7 @@
         <w:rPr>
           <w:lang w:val="es_ES" w:bidi="es_ES"/>
         </w:rPr>
-        <w:t xml:space="preserve"> Ella respondió:—Mi señor, tú me prometiste en el nombre del Señor tu Dios que mi hijo Salomón sería el próximo rey y que se sentaría en tu trono.</w:t>
+        <w:t xml:space="preserve"> Ella respondió: —Mi señor, tú me prometiste en el nombre del Señor tu Dios que mi hijo Salomón sería el próximo rey y que se sentaría en tu trono.</w:t>
       </w:r>
     </w:p>
     <w:p>
@@ -628,7 +628,7 @@
           <w:vertAlign w:val="superscript"/>
           <w:lang w:val="es_ES" w:bidi="es_ES"/>
         </w:rPr>
-        <w:t>23</w:t>
+        <w:t>22-23</w:t>
       </w:r>
       <w:r>
         <w:rPr>
@@ -655,7 +655,7 @@
         <w:rPr>
           <w:lang w:val="es_ES" w:bidi="es_ES"/>
         </w:rPr>
-        <w:t xml:space="preserve"> Le preguntó:—Mi señor, ¿has dicho que Adonías será el próximo rey? ¿Es él a quien has elegido para que se siente en tu trono?</w:t>
+        <w:t xml:space="preserve"> Le preguntó: —Mi señor, ¿has dicho que Adonías será el próximo rey? ¿Es él a quien has elegido para que se siente en tu trono?</w:t>
       </w:r>
     </w:p>
     <w:p>
@@ -676,7 +676,7 @@
         <w:rPr>
           <w:lang w:val="es_ES" w:bidi="es_ES"/>
         </w:rPr>
-        <w:t xml:space="preserve"> Hoy ha celebrado su coronación sacrificando bueyes, terneros engordados y muchas ovejas. Invitó a tus hijos para que asistan a la celebración. También invitó al general Joab y al sacerdote Abiatar. Están celebrando y bebiendo con él, gritando: "¡Viva el rey Adonías!".</w:t>
+        <w:t xml:space="preserve"> Hoy ha celebrado su coronación sacrificando bueyes, terneros engordados y muchas ovejas. Invitó a tus hijos para que asistan a la celebración. También invitó al general Joab y al sacerdote Abiatar. Están celebrando y bebiendo con él, gritando: "¡Viva el rey Adonías!”.</w:t>
       </w:r>
     </w:p>
     <w:p>
@@ -739,7 +739,7 @@
         <w:rPr>
           <w:lang w:val="es_ES" w:bidi="es_ES"/>
         </w:rPr>
-        <w:t xml:space="preserve"> Entonces David dijo:—Llamen a Betsabé.Entonces Betsabé entró otra vez y se puso de pie frente al rey.</w:t>
+        <w:t xml:space="preserve"> Entonces David dijo: —Llamen a Betsabé. Entonces Betsabé entró otra vez y se puso de pie frente al rey.</w:t>
       </w:r>
     </w:p>
     <w:p>
@@ -760,7 +760,7 @@
         <w:rPr>
           <w:lang w:val="es_ES" w:bidi="es_ES"/>
         </w:rPr>
-        <w:t xml:space="preserve"> El rey hizo este juramento:—Te juro por el Señor, que me ha salvado de todos los peligros,</w:t>
+        <w:t xml:space="preserve"> El rey hizo este juramento: —Te juro por el Señor, que me ha salvado de todos los peligros,</w:t>
       </w:r>
     </w:p>
     <w:p>
@@ -802,7 +802,7 @@
         <w:rPr>
           <w:lang w:val="es_ES" w:bidi="es_ES"/>
         </w:rPr>
-        <w:t xml:space="preserve"> Betsabé se inclinó profundamente ante el rey y exclamó:—¡Gracias, mi señor! Que el Señor te permita vivir para siempre.</w:t>
+        <w:t xml:space="preserve"> Betsabé se inclinó profundamente ante el rey y exclamó: —¡Gracias, mi señor! Que el Señor te permita vivir para siempre.</w:t>
       </w:r>
     </w:p>
     <w:p>
@@ -823,7 +823,7 @@
         <w:rPr>
           <w:lang w:val="es_ES" w:bidi="es_ES"/>
         </w:rPr>
-        <w:t xml:space="preserve"> Después el rey David ordenó:—Llamen al sacerdote Sadoc, al profeta Natán y a Benaías, hijo de Joyadá.</w:t>
+        <w:t xml:space="preserve"> Después el rey David ordenó: —Llamen al sacerdote Sadoc, al profeta Natán y a Benaías, hijo de Joyadá.</w:t>
       </w:r>
     </w:p>
     <w:p>
@@ -844,7 +844,7 @@
         <w:rPr>
           <w:lang w:val="es_ES" w:bidi="es_ES"/>
         </w:rPr>
-        <w:t xml:space="preserve"> Cuando llegaron, el rey les dijo:—Lleven a mi hijo Salomón y a los funcionarios de la corte hasta Guijón. Salomón irá montado en mi propia mula.</w:t>
+        <w:t xml:space="preserve"> Cuando llegaron, el rey les dijo: —Lleven a mi hijo Salomón y a los funcionarios de la corte hasta Guijón. Salomón irá montado en mi propia mula.</w:t>
       </w:r>
     </w:p>
     <w:p>
@@ -865,7 +865,7 @@
         <w:rPr>
           <w:lang w:val="es_ES" w:bidi="es_ES"/>
         </w:rPr>
-        <w:t xml:space="preserve"> Allí, el sacerdote Sadoc y el profeta Natán lo ungirán como rey de Israel. Después toquen las trompetas y griten: "¡Viva el rey Salomón!".</w:t>
+        <w:t xml:space="preserve"> Allí, el sacerdote Sadoc y el profeta Natán lo ungirán como rey de Israel. Después toquen las trompetas y griten: "¡Viva el rey Salomón!”.</w:t>
       </w:r>
     </w:p>
     <w:p>
@@ -907,7 +907,7 @@
         <w:rPr>
           <w:lang w:val="es_ES" w:bidi="es_ES"/>
         </w:rPr>
-        <w:t xml:space="preserve"> Benaías respondió:—¡Amén! Que Dios lo confirme.</w:t>
+        <w:t xml:space="preserve"> Benaías respondió: —¡Amén! Que Dios lo confirme.</w:t>
       </w:r>
     </w:p>
     <w:p>
@@ -970,7 +970,7 @@
         <w:rPr>
           <w:lang w:val="es_ES" w:bidi="es_ES"/>
         </w:rPr>
-        <w:t xml:space="preserve"> En Guijón, el sacerdote Sadoc tomó el cuerno de aceite sagrado de la tienda de reunión y ungió a Salomón. Luego tocaron las trompetas, y todo el pueblo gritó: «¡Viva el rey Salomón!».</w:t>
+        <w:t xml:space="preserve"> En Guijón, el sacerdote Sadoc tomó el cuerno de aceite sagrado de la tienda de reunión y ungió a Salomón. Luego tocaron las trompetas, y todo el pueblo gritó: —¡Viva el rey Salomón!</w:t>
       </w:r>
     </w:p>
     <w:p>
@@ -1012,7 +1012,7 @@
         <w:rPr>
           <w:lang w:val="es_ES" w:bidi="es_ES"/>
         </w:rPr>
-        <w:t xml:space="preserve"> Adonías y sus invitados estaban terminando su banquete cuando oyeron el ruido y los gritos. Joab preguntó:—¿Qué está pasando? ¿Por qué hay tanto alboroto en la ciudad?</w:t>
+        <w:t xml:space="preserve"> Adonías y sus invitados estaban terminando su banquete cuando oyeron el ruido y los gritos. Joab preguntó: —¿Qué está pasando? ¿Por qué hay tanto alboroto en la ciudad?</w:t>
       </w:r>
     </w:p>
     <w:p>
@@ -1033,7 +1033,7 @@
         <w:rPr>
           <w:lang w:val="es_ES" w:bidi="es_ES"/>
         </w:rPr>
-        <w:t xml:space="preserve"> Mientras todavía estaba hablando, llegó corriendo Jonatán, el hijo del sacerdote Abiatar. Adonías le dijo:—¡Adelante! Tú eres un buen hombre y seguramente traes buenas noticias.</w:t>
+        <w:t xml:space="preserve"> Mientras todavía estaba hablando, llegó corriendo Jonatán, el hijo del sacerdote Abiatar. Adonías le dijo: —¡Adelante! Tú eres un buen hombre y seguramente traes buenas noticias.</w:t>
       </w:r>
     </w:p>
     <w:p>
@@ -1054,22 +1054,22 @@
         <w:rPr>
           <w:lang w:val="es_ES" w:bidi="es_ES"/>
         </w:rPr>
-        <w:t xml:space="preserve"> Pero Jonatán respondió:—No, al contrario. Nuestro señor, el rey David, ha proclamado a Salomón como rey.</w:t>
-      </w:r>
-    </w:p>
-    <w:p>
-      <w:pPr/>
-      <w:r>
-        <w:rPr>
-          <w:lang w:val="es_ES" w:bidi="es_ES"/>
-        </w:rPr>
-      </w:r>
-      <w:r>
-        <w:rPr>
-          <w:vertAlign w:val="superscript"/>
-          <w:lang w:val="es_ES" w:bidi="es_ES"/>
-        </w:rPr>
-        <w:t>45</w:t>
+        <w:t xml:space="preserve"> Pero Jonatán respondió: —No, al contrario. Nuestro señor, el rey David, ha proclamado a Salomón como rey.</w:t>
+      </w:r>
+    </w:p>
+    <w:p>
+      <w:pPr/>
+      <w:r>
+        <w:rPr>
+          <w:lang w:val="es_ES" w:bidi="es_ES"/>
+        </w:rPr>
+      </w:r>
+      <w:r>
+        <w:rPr>
+          <w:vertAlign w:val="superscript"/>
+          <w:lang w:val="es_ES" w:bidi="es_ES"/>
+        </w:rPr>
+        <w:t>44-45</w:t>
       </w:r>
       <w:r>
         <w:rPr>
@@ -1090,13 +1090,13 @@
           <w:vertAlign w:val="superscript"/>
           <w:lang w:val="es_ES" w:bidi="es_ES"/>
         </w:rPr>
-        <w:t>47</w:t>
-      </w:r>
-      <w:r>
-        <w:rPr>
-          <w:lang w:val="es_ES" w:bidi="es_ES"/>
-        </w:rPr>
-        <w:t xml:space="preserve"> Salomón ya está sentado en el trono, y todo el pueblo felicita al rey David diciéndole: "¡Que Dios te bendiga aún más a través de Salomón de lo que te ha bendecido a ti! ¡Que el reino de Salomón sea más grande que el tuyo!". Y David se inclinó en su cama y exclamó:</w:t>
+        <w:t>46-47</w:t>
+      </w:r>
+      <w:r>
+        <w:rPr>
+          <w:lang w:val="es_ES" w:bidi="es_ES"/>
+        </w:rPr>
+        <w:t xml:space="preserve"> Salomón ya está sentado en el trono, y todo el pueblo felicita al rey David diciéndole: "¡Que Dios te bendiga aún más a través de Salomón de lo que te ha bendecido a ti! ¡Que el reino de Salomón sea más grande que el tuyo!”. Y David se inclinó en su cama y exclamó:</w:t>
       </w:r>
     </w:p>
     <w:p>
@@ -1117,22 +1117,22 @@
         <w:rPr>
           <w:lang w:val="es_ES" w:bidi="es_ES"/>
         </w:rPr>
-        <w:t xml:space="preserve"> "¡Bendito sea el Señor, Dios de Israel, que ha puesto a uno de mis hijos en mi trono mientras todavía estoy vivo para verlo!".</w:t>
-      </w:r>
-    </w:p>
-    <w:p>
-      <w:pPr/>
-      <w:r>
-        <w:rPr>
-          <w:lang w:val="es_ES" w:bidi="es_ES"/>
-        </w:rPr>
-      </w:r>
-      <w:r>
-        <w:rPr>
-          <w:vertAlign w:val="superscript"/>
-          <w:lang w:val="es_ES" w:bidi="es_ES"/>
-        </w:rPr>
-        <w:t>50</w:t>
+        <w:t xml:space="preserve"> "¡Bendito sea el Señor, Dios de Israel, que ha puesto a uno de mis hijos en mi trono mientras todavía estoy vivo para verlo!”.</w:t>
+      </w:r>
+    </w:p>
+    <w:p>
+      <w:pPr/>
+      <w:r>
+        <w:rPr>
+          <w:lang w:val="es_ES" w:bidi="es_ES"/>
+        </w:rPr>
+      </w:r>
+      <w:r>
+        <w:rPr>
+          <w:vertAlign w:val="superscript"/>
+          <w:lang w:val="es_ES" w:bidi="es_ES"/>
+        </w:rPr>
+        <w:t>49-50</w:t>
       </w:r>
       <w:r>
         <w:rPr>
@@ -1159,7 +1159,7 @@
         <w:rPr>
           <w:lang w:val="es_ES" w:bidi="es_ES"/>
         </w:rPr>
-        <w:t xml:space="preserve"> Alguien fue a informarle a Salomón:—Adonías tiene mucho miedo y se ha refugiado en el santuario pidiendo clemencia. Ha dicho: "¡Quiero que el rey Salomón me jure hoy mismo que no me mandará a matar!".</w:t>
+        <w:t xml:space="preserve"> Alguien fue a informarle a Salomón: —Adonías tiene mucho miedo y se ha refugiado en el santuario pidiendo clemencia. Ha dicho: "¡Quiero que el rey Salomón me jure hoy mismo que no me mandará a matar!”.</w:t>
       </w:r>
     </w:p>
     <w:p>
@@ -1180,7 +1180,7 @@
         <w:rPr>
           <w:lang w:val="es_ES" w:bidi="es_ES"/>
         </w:rPr>
-        <w:t xml:space="preserve"> Entonces Salomón dijo:—Si se comporta como un hombre de honor, no sufrirá ningún daño, pero si no, morirá.</w:t>
+        <w:t xml:space="preserve"> Entonces Salomón dijo: —Si se comporta como un hombre de honor, no sufrirá ningún daño, pero si no, morirá.</w:t>
       </w:r>
     </w:p>
     <w:p>
@@ -1322,7 +1322,7 @@
         <w:rPr>
           <w:lang w:val="es_ES" w:bidi="es_ES"/>
         </w:rPr>
-        <w:t xml:space="preserve"> »Tú sabes lo que hizo Joab, el hijo de Sarvia. Mató a dos de mis comandantes del ejército. Mató a Abner, hijo de Ner, y a Amasá, hijo de Jéter. Los asesinó en tiempos de paz, pero lo hizo parecer como si fuera en guerra. Derramó su sangre y también me manchó a mí con esa culpa.</w:t>
+        <w:t xml:space="preserve"> »Tú sabes lo que hizo Joab, el hijo de Sarvia. Mató a 2 de mis comandantes del ejército. Mató a Abner, hijo de Ner, y a Amasá, hijo de Jéter. Los asesinó en tiempos de paz, pero lo hizo parecer como si fuera en guerra. Derramó su sangre y también me manchó a mí con esa culpa.</w:t>
       </w:r>
     </w:p>
     <w:p>
@@ -1490,7 +1490,7 @@
         <w:rPr>
           <w:lang w:val="es_ES" w:bidi="es_ES"/>
         </w:rPr>
-        <w:t xml:space="preserve"> Un día, Adonías, el hijo de Jaguit, visitó a Betsabé, la madre de Salomón. Ella le preguntó:—¿Vienes en paz?—Sí, vengo en paz —contestó él—.</w:t>
+        <w:t xml:space="preserve"> Un día, Adonías, el hijo de Jaguit, visitó a Betsabé, la madre de Salomón. Ella le preguntó: —¿Vienes en paz? —Sí, vengo en paz —contestó él—.</w:t>
       </w:r>
     </w:p>
     <w:p>
@@ -1511,7 +1511,7 @@
         <w:rPr>
           <w:lang w:val="es_ES" w:bidi="es_ES"/>
         </w:rPr>
-        <w:t xml:space="preserve"> Necesito pedirte algo.—¿Qué necesitas? —preguntó ella.</w:t>
+        <w:t xml:space="preserve"> Necesito pedirte algo. —¿Qué necesitas? —preguntó ella.</w:t>
       </w:r>
     </w:p>
     <w:p>
@@ -1553,7 +1553,7 @@
         <w:rPr>
           <w:lang w:val="es_ES" w:bidi="es_ES"/>
         </w:rPr>
-        <w:t xml:space="preserve"> Ahora solo quiero pedirte un favor pequeño. Por favor, no me lo rechaces.—¿Qué quieres? —preguntó ella.</w:t>
+        <w:t xml:space="preserve"> Ahora solo quiero pedirte un favor pequeño. Por favor, no me lo rechaces. —¿Qué quieres? —preguntó ella.</w:t>
       </w:r>
     </w:p>
     <w:p>
@@ -1574,7 +1574,7 @@
         <w:rPr>
           <w:lang w:val="es_ES" w:bidi="es_ES"/>
         </w:rPr>
-        <w:t xml:space="preserve"> Él le contestó:—Habla con el rey Salomón por mí, porque sé que él te escuchará. Pídele que me permita casarme con Abisag, la sunamita.</w:t>
+        <w:t xml:space="preserve"> Él le contestó: —Habla con el rey Salomón por mí, porque sé que él te escuchará. Pídele que me permita casarme con Abisag, la sunamita.</w:t>
       </w:r>
     </w:p>
     <w:p>
@@ -1637,7 +1637,7 @@
         <w:rPr>
           <w:lang w:val="es_ES" w:bidi="es_ES"/>
         </w:rPr>
-        <w:t xml:space="preserve"> —Tengo un favor que pedirte —le dijo—. Espero que no me lo niegues.—¿Qué quieres, madre? —preguntó él—. Tú sabes que no te negaré nada.</w:t>
+        <w:t xml:space="preserve"> —Tengo un favor que pedirte —le dijo—. Espero que no me lo niegues. —¿Qué quieres, madre? —preguntó él—. Tú sabes que no te negaré nada.</w:t>
       </w:r>
     </w:p>
     <w:p>
@@ -1694,13 +1694,13 @@
           <w:vertAlign w:val="superscript"/>
           <w:lang w:val="es_ES" w:bidi="es_ES"/>
         </w:rPr>
-        <w:t>24</w:t>
-      </w:r>
-      <w:r>
-        <w:rPr>
-          <w:lang w:val="es_ES" w:bidi="es_ES"/>
-        </w:rPr>
-        <w:t xml:space="preserve"> Entonces el rey Salomón hizo un juramento solemne:—Adonías morirá por haber planeado esto contra mí. Si no, que Dios me castigue y aún me castigue más. Lo juro por el Dios vivo. Él me puso en el trono de mi padre y me dio este reino tal como lo prometió. Juro que hoy mismo Adonías morirá.</w:t>
+        <w:t>23-24</w:t>
+      </w:r>
+      <w:r>
+        <w:rPr>
+          <w:lang w:val="es_ES" w:bidi="es_ES"/>
+        </w:rPr>
+        <w:t xml:space="preserve"> Entonces el rey Salomón hizo un juramento solemne: —Adonías morirá por haber planeado esto contra mí. Si no, que Dios me castigue y aún me castigue más. Lo juro por el Dios vivo. Él me puso en el trono de mi padre y me dio este reino tal como lo prometió. Juro que hoy mismo Adonías morirá.</w:t>
       </w:r>
     </w:p>
     <w:p>
@@ -1742,7 +1742,7 @@
         <w:rPr>
           <w:lang w:val="es_ES" w:bidi="es_ES"/>
         </w:rPr>
-        <w:t xml:space="preserve"> Después el rey le habló al sacerdote Abiatar:—Regresa a tu casa en Anatot. Mereces morir, pero ahora no te mataré. Llevaste el arca del Señor durante el gobierno de mi padre y compartiste todos sus problemas.</w:t>
+        <w:t xml:space="preserve"> Después el rey le habló al sacerdote Abiatar: —Regresa a tu casa en Anatot. Mereces morir, pero ahora no te mataré. Llevaste el arca del Señor durante el gobierno de mi padre y compartiste todos sus problemas.</w:t>
       </w:r>
     </w:p>
     <w:p>
@@ -1826,7 +1826,7 @@
         <w:rPr>
           <w:lang w:val="es_ES" w:bidi="es_ES"/>
         </w:rPr>
-        <w:t xml:space="preserve"> Benaías entró en el santuario y le dijo a Joab:—El rey te ordena que salgas.—No saldré —respondió Joab—. De aquí no me sacarán vivo.Entonces Benaías regresó para consultarle al rey.</w:t>
+        <w:t xml:space="preserve"> Benaías entró en el santuario y le dijo a Joab: —El rey te ordena que salgas. —No saldré —respondió Joab—. De aquí no me sacarán vivo. Entonces Benaías regresó para consultarle al rey.</w:t>
       </w:r>
     </w:p>
     <w:p>
@@ -1868,7 +1868,7 @@
         <w:rPr>
           <w:lang w:val="es_ES" w:bidi="es_ES"/>
         </w:rPr>
-        <w:t xml:space="preserve"> Entonces el Señor lo hará responsable del asesinato de dos hombres que eran mejores que él. Mi padre no tuvo nada que ver con la muerte del general Abner, jefe del ejército de Israel. Tampoco tuvo nada que ver con la del general Amasá, jefe del ejército de Judá.</w:t>
+        <w:t xml:space="preserve"> Entonces el Señor lo hará responsable del asesinato de 2 hombres que eran mejores que él. Mi padre no tuvo nada que ver con la muerte del general Abner, jefe del ejército de Israel. Tampoco tuvo nada que ver con la del general Amasá, jefe del ejército de Judá.</w:t>
       </w:r>
     </w:p>
     <w:p>
@@ -1946,13 +1946,13 @@
           <w:vertAlign w:val="superscript"/>
           <w:lang w:val="es_ES" w:bidi="es_ES"/>
         </w:rPr>
-        <w:t>37</w:t>
-      </w:r>
-      <w:r>
-        <w:rPr>
-          <w:lang w:val="es_ES" w:bidi="es_ES"/>
-        </w:rPr>
-        <w:t xml:space="preserve"> Luego el rey mandó llamar a Simí y le dijo:—Constrúyete una casa en Jerusalén. No salgas de la ciudad por ningún motivo. Si cruzas el arroyo Cedrón, morirás, y toda la culpa será tuya.</w:t>
+        <w:t>36-37</w:t>
+      </w:r>
+      <w:r>
+        <w:rPr>
+          <w:lang w:val="es_ES" w:bidi="es_ES"/>
+        </w:rPr>
+        <w:t xml:space="preserve"> Luego el rey mandó llamar a Simí y le dijo: —Constrúyete una casa en Jerusalén. No salgas de la ciudad por ningún motivo. Si cruzas el arroyo Cedrón, morirás, y toda la culpa será tuya.</w:t>
       </w:r>
     </w:p>
     <w:p>
@@ -1973,7 +1973,7 @@
         <w:rPr>
           <w:lang w:val="es_ES" w:bidi="es_ES"/>
         </w:rPr>
-        <w:t xml:space="preserve"> —Está bien —contestó Simí—, haré lo que digas.Y Simí se quedó a vivir en Jerusalén.</w:t>
+        <w:t xml:space="preserve"> —Está bien —contestó Simí—, haré lo que digas. Y Simí se quedó a vivir en Jerusalén.</w:t>
       </w:r>
     </w:p>
     <w:p>
@@ -2057,7 +2057,7 @@
         <w:rPr>
           <w:lang w:val="es_ES" w:bidi="es_ES"/>
         </w:rPr>
-        <w:t xml:space="preserve"> Lo mandó llamar y le dijo:—¿Acaso no te ordené en el nombre de Dios que te quedaras en Jerusalén o morirías? Y tú me dijiste: "Está bien, haré lo que digas".</w:t>
+        <w:t xml:space="preserve"> Lo mandó llamar y le dijo: —¿Acaso no te ordené en el nombre de Dios que te quedaras en Jerusalén o morirías? Y tú me dijiste: “Está bien, haré lo que digas”.</w:t>
       </w:r>
     </w:p>
     <w:p>
@@ -2178,7 +2178,7 @@
         <w:rPr>
           <w:lang w:val="es_ES" w:bidi="es_ES"/>
         </w:rPr>
-        <w:t xml:space="preserve"> Salomón se alió con el faraón, rey de Egipto. Se casó con su hija. La llevó a Jerusalén para que viviera en la ciudad de David. Mientras, construía su palacio, el templo del Señor y el muro alrededor de la ciudad.</w:t>
+        <w:t xml:space="preserve"> Salomón se alió con el faraón, rey de Egipto. Se casó con su hija. La llevó a Jerusalén para que viviera en la Ciudad de David. Mientras, construía su palacio, el templo del Señor y el muro alrededor de la ciudad.</w:t>
       </w:r>
     </w:p>
     <w:p>
@@ -2262,7 +2262,7 @@
         <w:rPr>
           <w:lang w:val="es_ES" w:bidi="es_ES"/>
         </w:rPr>
-        <w:t xml:space="preserve"> Esa noche, el Señor se le apareció en un sueño y le dijo:—Pídeme lo que quieras y te lo daré.</w:t>
+        <w:t xml:space="preserve"> Esa noche, el Señor se le apareció en un sueño y le dijo: —Pídeme lo que quieras y te lo daré.</w:t>
       </w:r>
     </w:p>
     <w:p>
@@ -2283,7 +2283,7 @@
         <w:rPr>
           <w:lang w:val="es_ES" w:bidi="es_ES"/>
         </w:rPr>
-        <w:t xml:space="preserve"> Salomón le respondió:—Fuiste muy bondadoso con mi padre David. Él fue honesto, sincero y fiel a ti. Obedeció tus mandamientos. Has continuado mostrando tu bondad al darle un hijo que se sentara en su trono.</w:t>
+        <w:t xml:space="preserve"> Salomón le respondió: —Fuiste muy bondadoso con mi padre David. Él fue honesto, sincero y fiel a ti. Obedeció tus mandamientos. Has continuado mostrando tu bondad al darle un hijo que se sentara en su trono.</w:t>
       </w:r>
     </w:p>
     <w:p>
@@ -2388,7 +2388,7 @@
         <w:rPr>
           <w:lang w:val="es_ES" w:bidi="es_ES"/>
         </w:rPr>
-        <w:t xml:space="preserve"> Por eso Dios le dijo:—Me pediste sabiduría para gobernar a mi pueblo. No pediste vivir muchos años ni riquezas para ti, ni la muerte de tus enemigos.</w:t>
+        <w:t xml:space="preserve"> Por eso Dios le dijo: —Me pediste sabiduría para gobernar a mi pueblo. No pediste vivir muchos años ni riquezas para ti, ni la muerte de tus enemigos.</w:t>
       </w:r>
     </w:p>
     <w:p>
@@ -2493,28 +2493,28 @@
         <w:rPr>
           <w:lang w:val="es_ES" w:bidi="es_ES"/>
         </w:rPr>
-        <w:t xml:space="preserve"> Poco después, dos prostitutas llegaron ante el rey para que resolviera un problema entre ellas.</w:t>
-      </w:r>
-    </w:p>
-    <w:p>
-      <w:pPr/>
-      <w:r>
-        <w:rPr>
-          <w:lang w:val="es_ES" w:bidi="es_ES"/>
-        </w:rPr>
-      </w:r>
-      <w:r>
-        <w:rPr>
-          <w:vertAlign w:val="superscript"/>
-          <w:lang w:val="es_ES" w:bidi="es_ES"/>
-        </w:rPr>
-        <w:t>18</w:t>
-      </w:r>
-      <w:r>
-        <w:rPr>
-          <w:lang w:val="es_ES" w:bidi="es_ES"/>
-        </w:rPr>
-        <w:t xml:space="preserve"> Una de ellas le dijo:—Señor, las 2 vivimos en la misma casa. Yo tuve un bebé mientras ella estaba allí conmigo. Pasados 3 días, ella también tuvo un bebé.</w:t>
+        <w:t xml:space="preserve"> Poco después, 2 prostitutas llegaron ante el rey para que resolviera un problema entre ellas.</w:t>
+      </w:r>
+    </w:p>
+    <w:p>
+      <w:pPr/>
+      <w:r>
+        <w:rPr>
+          <w:lang w:val="es_ES" w:bidi="es_ES"/>
+        </w:rPr>
+      </w:r>
+      <w:r>
+        <w:rPr>
+          <w:vertAlign w:val="superscript"/>
+          <w:lang w:val="es_ES" w:bidi="es_ES"/>
+        </w:rPr>
+        <w:t>17-18</w:t>
+      </w:r>
+      <w:r>
+        <w:rPr>
+          <w:lang w:val="es_ES" w:bidi="es_ES"/>
+        </w:rPr>
+        <w:t xml:space="preserve"> Una de ellas le dijo: —Señor, las 2 vivimos en la misma casa. Yo tuve un bebé mientras ella estaba allí conmigo. Pasados 3 días, ella también tuvo un bebé.</w:t>
       </w:r>
     </w:p>
     <w:p>
@@ -2598,7 +2598,7 @@
         <w:rPr>
           <w:lang w:val="es_ES" w:bidi="es_ES"/>
         </w:rPr>
-        <w:t xml:space="preserve"> La otra mujer la interrumpió:—¡No! El niño muerto es tuyo. El que está vivo es mío.—¡Mentira! —respondió la primera mujer—. El muerto es tuyo y el vivo es mío.</w:t>
+        <w:t xml:space="preserve"> La otra mujer la interrumpió: —¡No! El niño muerto es tuyo. El que está vivo es mío. —¡Mentira! —respondió la primera mujer—. El muerto es tuyo y el vivo es mío.</w:t>
       </w:r>
     </w:p>
     <w:p>
@@ -2619,7 +2619,7 @@
         <w:rPr>
           <w:lang w:val="es_ES" w:bidi="es_ES"/>
         </w:rPr>
-        <w:t xml:space="preserve"> Así discutieron delante del rey.Entonces el rey dijo:—Vamos a ver qué pasó aquí. Las 2 dicen que el niño vivo es suyo, y las 2 dicen que el niño muerto es de la otra.</w:t>
+        <w:t xml:space="preserve"> Así discutieron delante del rey. Entonces el rey dijo: —Vamos a ver qué pasó aquí. Las 2 dicen que el niño vivo es suyo, y las 2 dicen que el niño muerto es de la otra.</w:t>
       </w:r>
     </w:p>
     <w:p>
@@ -2640,7 +2640,7 @@
         <w:rPr>
           <w:lang w:val="es_ES" w:bidi="es_ES"/>
         </w:rPr>
-        <w:t xml:space="preserve"> Luego el rey ordenó:—Tráiganme una espada.Cuando le llevaron la espada, el rey ordenó:</w:t>
+        <w:t xml:space="preserve"> Luego el rey ordenó: —Tráiganme una espada. Cuando le llevaron la espada, el rey ordenó:</w:t>
       </w:r>
     </w:p>
     <w:p>
@@ -2682,7 +2682,7 @@
         <w:rPr>
           <w:lang w:val="es_ES" w:bidi="es_ES"/>
         </w:rPr>
-        <w:t xml:space="preserve"> La verdadera madre, que amaba profundamente a su hijo, gritó:—¡No, mi señor! Mejor entréguele el niño a ella, pero no lo maten.Pero la otra mujer respondió:—Que no sea ni mío ni tuyo. Córtenlo en 2.</w:t>
+        <w:t xml:space="preserve"> La verdadera madre, que amaba profundamente a su hijo, gritó: —¡No, mi señor! Mejor entréguele el niño a ella, pero no lo maten. Pero la otra mujer respondió: —Que no sea ni mío ni tuyo. Córtenlo en 2.</w:t>
       </w:r>
     </w:p>
     <w:p>
@@ -2703,7 +2703,7 @@
         <w:rPr>
           <w:lang w:val="es_ES" w:bidi="es_ES"/>
         </w:rPr>
-        <w:t xml:space="preserve"> Entonces el rey decidió:—Entreguen el niño a la primera mujer. Ella es su verdadera madre.</w:t>
+        <w:t xml:space="preserve"> Entonces el rey decidió: —Entreguen el niño a la primera mujer. Ella es su verdadera madre.</w:t>
       </w:r>
     </w:p>
     <w:p>
@@ -2776,7 +2776,7 @@
           <w:vertAlign w:val="superscript"/>
           <w:lang w:val="es_ES" w:bidi="es_ES"/>
         </w:rPr>
-        <w:t>6</w:t>
+        <w:t>2-6</w:t>
       </w:r>
       <w:r>
         <w:rPr>
@@ -2818,7 +2818,7 @@
           <w:vertAlign w:val="superscript"/>
           <w:lang w:val="es_ES" w:bidi="es_ES"/>
         </w:rPr>
-        <w:t>19</w:t>
+        <w:t>8-19</w:t>
       </w:r>
       <w:r>
         <w:rPr>
@@ -3191,13 +3191,13 @@
           <w:vertAlign w:val="superscript"/>
           <w:lang w:val="es_ES" w:bidi="es_ES"/>
         </w:rPr>
-        <w:t>3</w:t>
-      </w:r>
-      <w:r>
-        <w:rPr>
-          <w:lang w:val="es_ES" w:bidi="es_ES"/>
-        </w:rPr>
-        <w:t xml:space="preserve"> Entonces Salomón le envió este mensaje a Hiram:«Tú sabes que mi padre David tuvo que pelear muchas guerras. Tuvo que esperar hasta que el Señor pusiera a todos sus enemigos bajo sus pies. Por eso no pudo construir un templo para adorar al Señor su Dios.</w:t>
+        <w:t>2-3</w:t>
+      </w:r>
+      <w:r>
+        <w:rPr>
+          <w:lang w:val="es_ES" w:bidi="es_ES"/>
+        </w:rPr>
+        <w:t xml:space="preserve"> Entonces Salomón le envió este mensaje a Hiram: “Tú sabes que mi padre David tuvo que pelear muchas guerras. Tuvo que esperar hasta que el Señor pusiera a todos sus enemigos bajo sus pies. Por eso no pudo construir un templo para adorar al Señor su Dios.</w:t>
       </w:r>
     </w:p>
     <w:p>
@@ -3239,7 +3239,7 @@
         <w:rPr>
           <w:lang w:val="es_ES" w:bidi="es_ES"/>
         </w:rPr>
-        <w:t xml:space="preserve"> Por eso he decidido construir un templo para adorar al Señor mi Dios. Él le prometió a mi padre David: "Tu hijo, al que pondré en tu trono, será quien construya un templo para adorarme".</w:t>
+        <w:t xml:space="preserve"> Por eso he decidido construir un templo para adorar al Señor mi Dios. Él le prometió a mi padre David: “Tu hijo, al que pondré en tu trono, será quien construya un templo para adorarme”.</w:t>
       </w:r>
     </w:p>
     <w:p>
@@ -3260,7 +3260,7 @@
         <w:rPr>
           <w:lang w:val="es_ES" w:bidi="es_ES"/>
         </w:rPr>
-        <w:t xml:space="preserve"> »Ahora te pido que me ayudes en este proyecto. Envía a tus trabajadores a las montañas del Líbano para que corten madera de cedro para mí. Yo enviaré a los míos para que trabajen con ellos. Te pagaré lo que me pidas por el trabajo de tus hombres. Tú sabes que aquí en Israel no hay nadie que sepa cortar madera tan bien como los sidonios».</w:t>
+        <w:t xml:space="preserve"> »Ahora te pido que me ayudes en este proyecto. Envía a tus trabajadores a las montañas del Líbano para que corten madera de cedro para mí. Yo enviaré a los míos para que trabajen con ellos. Te pagaré lo que me pidas por el trabajo de tus hombres. Tú sabes que aquí en Israel no hay nadie que sepa cortar madera tan bien como los sidonios”.</w:t>
       </w:r>
     </w:p>
     <w:p>
@@ -3281,7 +3281,7 @@
         <w:rPr>
           <w:lang w:val="es_ES" w:bidi="es_ES"/>
         </w:rPr>
-        <w:t xml:space="preserve"> Cuando Hiram recibió el mensaje de Salomón, se alegró mucho y dijo:—Alabado sea el Señor por haberle dado a David un hijo tan sabio para que gobierne esta gran nación de Israel.</w:t>
+        <w:t xml:space="preserve"> Cuando Hiram recibió el mensaje de Salomón, se alegró mucho y dijo: —Alabado sea el Señor por haberle dado a David un hijo tan sabio para que gobierne esta gran nación de Israel.</w:t>
       </w:r>
     </w:p>
     <w:p>
@@ -3302,7 +3302,7 @@
         <w:rPr>
           <w:lang w:val="es_ES" w:bidi="es_ES"/>
         </w:rPr>
-        <w:t xml:space="preserve"> Entonces Hiram le envió esta respuesta a Salomón:—He recibido tu mensaje. Haré todo lo que me pides con respecto a la madera. Te puedo dar toda la madera de cedro y de ciprés que necesites.</w:t>
+        <w:t xml:space="preserve"> Entonces Hiram le envió esta respuesta a Salomón: —He recibido tu mensaje. Haré todo lo que me pides con respecto a la madera. Te puedo dar toda la madera de cedro y de ciprés que necesites.</w:t>
       </w:r>
     </w:p>
     <w:p>
@@ -3753,13 +3753,13 @@
           <w:vertAlign w:val="superscript"/>
           <w:lang w:val="es_ES" w:bidi="es_ES"/>
         </w:rPr>
-        <w:t>12</w:t>
-      </w:r>
-      <w:r>
-        <w:rPr>
-          <w:lang w:val="es_ES" w:bidi="es_ES"/>
-        </w:rPr>
-        <w:t xml:space="preserve"> Entonces el Señor le envió este mensaje a Salomón:—Obedece lo que te digo y sigue todas mis reglas e instrucciones. Si lo haces, cumpliré lo que le prometí a tu padre David.</w:t>
+        <w:t>11-12</w:t>
+      </w:r>
+      <w:r>
+        <w:rPr>
+          <w:lang w:val="es_ES" w:bidi="es_ES"/>
+        </w:rPr>
+        <w:t xml:space="preserve"> Entonces el Señor le envió este mensaje a Salomón: —Obedece lo que te digo y sigue todas mis reglas e instrucciones. Si lo haces, cumpliré lo que le prometí a tu padre David.</w:t>
       </w:r>
     </w:p>
     <w:p>
@@ -3942,7 +3942,7 @@
           <w:vertAlign w:val="superscript"/>
           <w:lang w:val="es_ES" w:bidi="es_ES"/>
         </w:rPr>
-        <w:t>22</w:t>
+        <w:t>21-22</w:t>
       </w:r>
       <w:r>
         <w:rPr>
@@ -3963,13 +3963,13 @@
           <w:vertAlign w:val="superscript"/>
           <w:lang w:val="es_ES" w:bidi="es_ES"/>
         </w:rPr>
-        <w:t>28</w:t>
-      </w:r>
-      <w:r>
-        <w:rPr>
-          <w:lang w:val="es_ES" w:bidi="es_ES"/>
-        </w:rPr>
-        <w:t xml:space="preserve"> Salomón ordenó tallar para el recinto interior dos figuras de querubines en madera de olivo. Cada una tenía una altura de 4,5 metros. Las alas desplegadas de la primera figura alcanzaban 4,5 metros de extremo a extremo. Cada ala medía 2,25 metros. La segunda figura tenía las mismas dimensiones. Ambos querubines compartían idénticas proporciones y diseño. Ambas figuras alcanzaban una altura de 4,5 metros. Salomón instaló estos querubines con las alas desplegadas en el centro del recinto interior del santuario. Cada figura tocaba una pared lateral con una de sus alas. Las otras alas se encontraban en el medio del espacio. Posteriormente, Salomón mandó recubrir con oro ambas figuras.</w:t>
+        <w:t>23-28</w:t>
+      </w:r>
+      <w:r>
+        <w:rPr>
+          <w:lang w:val="es_ES" w:bidi="es_ES"/>
+        </w:rPr>
+        <w:t xml:space="preserve"> Salomón ordenó tallar para el recinto interior 2 figuras de querubines en madera de olivo. Cada una tenía una altura de 4,5 metros. Las alas desplegadas de la primera figura alcanzaban 4,5 metros de extremo a extremo. Cada ala medía 2,25 metros. La segunda figura tenía las mismas dimensiones. Ambos querubines compartían idénticas proporciones y diseño. Ambas figuras alcanzaban una altura de 4,5 metros. Salomón instaló estos querubines con las alas desplegadas en el centro del recinto interior del santuario. Cada figura tocaba una pared lateral con una de sus alas. Las otras alas se encontraban en el medio del espacio. Posteriormente, Salomón mandó recubrir con oro ambas figuras.</w:t>
       </w:r>
     </w:p>
     <w:p>
@@ -4005,7 +4005,7 @@
           <w:vertAlign w:val="superscript"/>
           <w:lang w:val="es_ES" w:bidi="es_ES"/>
         </w:rPr>
-        <w:t>31</w:t>
+        <w:t>30-31</w:t>
       </w:r>
       <w:r>
         <w:rPr>
@@ -4032,7 +4032,7 @@
         <w:rPr>
           <w:lang w:val="es_ES" w:bidi="es_ES"/>
         </w:rPr>
-        <w:t xml:space="preserve"> Las dos puertas de madera de olivo tenían tallados de querubines, palmeras y flores abiertas, todo cubierto de oro.</w:t>
+        <w:t xml:space="preserve"> Las 2 puertas de madera de olivo tenían tallados de querubines, palmeras y flores abiertas, todo cubierto de oro.</w:t>
       </w:r>
     </w:p>
     <w:p>
@@ -4074,7 +4074,7 @@
         <w:rPr>
           <w:lang w:val="es_ES" w:bidi="es_ES"/>
         </w:rPr>
-        <w:t xml:space="preserve"> Había dos puertas plegables de madera de ciprés. Cada puerta tenía bisagras para poder girar sobre su eje.</w:t>
+        <w:t xml:space="preserve"> Había 2 puertas plegables de madera de ciprés. Cada puerta tenía bisagras para poder girar sobre su eje.</w:t>
       </w:r>
     </w:p>
     <w:p>
@@ -4216,22 +4216,22 @@
         <w:rPr>
           <w:lang w:val="es_ES" w:bidi="es_ES"/>
         </w:rPr>
-        <w:t xml:space="preserve"> Construyó la casa llamada «Bosque del Líbano». Esta era grande, con 45 metros de largo, 23 metros de ancho y 14 metros de alto. Las grandes vigas de cedro del techo se apoyaban en 4 hileras de columnas de cedro.</w:t>
-      </w:r>
-    </w:p>
-    <w:p>
-      <w:pPr/>
-      <w:r>
-        <w:rPr>
-          <w:lang w:val="es_ES" w:bidi="es_ES"/>
-        </w:rPr>
-      </w:r>
-      <w:r>
-        <w:rPr>
-          <w:vertAlign w:val="superscript"/>
-          <w:lang w:val="es_ES" w:bidi="es_ES"/>
-        </w:rPr>
-        <w:t>4</w:t>
+        <w:t xml:space="preserve"> Construyó la casa llamada “Bosque del Líbano”. Esta era grande, con 45 metros de largo, 23 metros de ancho y 14 metros de alto. Las grandes vigas de cedro del techo se apoyaban en 4 hileras de columnas de cedro.</w:t>
+      </w:r>
+    </w:p>
+    <w:p>
+      <w:pPr/>
+      <w:r>
+        <w:rPr>
+          <w:lang w:val="es_ES" w:bidi="es_ES"/>
+        </w:rPr>
+      </w:r>
+      <w:r>
+        <w:rPr>
+          <w:vertAlign w:val="superscript"/>
+          <w:lang w:val="es_ES" w:bidi="es_ES"/>
+        </w:rPr>
+        <w:t>3-4</w:t>
       </w:r>
       <w:r>
         <w:rPr>
@@ -4483,7 +4483,7 @@
           <w:vertAlign w:val="superscript"/>
           <w:lang w:val="es_ES" w:bidi="es_ES"/>
         </w:rPr>
-        <w:t>22</w:t>
+        <w:t>16-22</w:t>
       </w:r>
       <w:r>
         <w:rPr>
@@ -4588,7 +4588,7 @@
           <w:vertAlign w:val="superscript"/>
           <w:lang w:val="es_ES" w:bidi="es_ES"/>
         </w:rPr>
-        <w:t>30</w:t>
+        <w:t>27-30</w:t>
       </w:r>
       <w:r>
         <w:rPr>
@@ -4819,7 +4819,7 @@
           <w:vertAlign w:val="superscript"/>
           <w:lang w:val="es_ES" w:bidi="es_ES"/>
         </w:rPr>
-        <w:t>46</w:t>
+        <w:t>41-46</w:t>
       </w:r>
       <w:r>
         <w:rPr>
@@ -4967,7 +4967,7 @@
         <w:rPr>
           <w:lang w:val="es_ES" w:bidi="es_ES"/>
         </w:rPr>
-        <w:t xml:space="preserve"> Después, Salomón reunió en Jerusalén a todos los líderes de Israel. Convocó a los jefes de las tribus y a los jefes de las familias israelitas. Quería que vinieran a ver cuando trasladaran el arca del pacto del Señor desde Sion, la ciudad de David.</w:t>
+        <w:t xml:space="preserve"> Después, Salomón reunió en Jerusalén a todos los líderes de Israel. Convocó a los jefes de las tribus y a los jefes de las familias israelitas. Quería que vinieran a ver cuando trasladaran el arca del pacto del Señor desde Sion, la Ciudad de David.</w:t>
       </w:r>
     </w:p>
     <w:p>
@@ -5003,7 +5003,7 @@
           <w:vertAlign w:val="superscript"/>
           <w:lang w:val="es_ES" w:bidi="es_ES"/>
         </w:rPr>
-        <w:t>4</w:t>
+        <w:t>3-4</w:t>
       </w:r>
       <w:r>
         <w:rPr>
@@ -5171,13 +5171,13 @@
           <w:vertAlign w:val="superscript"/>
           <w:lang w:val="es_ES" w:bidi="es_ES"/>
         </w:rPr>
-        <w:t>13</w:t>
-      </w:r>
-      <w:r>
-        <w:rPr>
-          <w:lang w:val="es_ES" w:bidi="es_ES"/>
-        </w:rPr>
-        <w:t xml:space="preserve"> Entonces el rey Salomón oró:—Señor, tú dijiste que vivirías en la oscuridad de una nube. Pero ahora, Señor, yo he construido este hermoso templo para que vivas en él para siempre.</w:t>
+        <w:t>12-13</w:t>
+      </w:r>
+      <w:r>
+        <w:rPr>
+          <w:lang w:val="es_ES" w:bidi="es_ES"/>
+        </w:rPr>
+        <w:t xml:space="preserve"> Entonces el rey Salomón oró: —Señor, tú dijiste que vivirías en la oscuridad de una nube. Pero ahora, Señor, yo he construido este hermoso templo para que vivas en él para siempre.</w:t>
       </w:r>
     </w:p>
     <w:p>
@@ -5240,7 +5240,7 @@
         <w:rPr>
           <w:lang w:val="es_ES" w:bidi="es_ES"/>
         </w:rPr>
-        <w:t xml:space="preserve"> Le dijo: "Cuando saqué a mi pueblo de Egipto, no elegí ninguna ciudad de las tribus de Israel para que construyeran un templo para mí. Pero sí elegí a un hombre para que gobernara a mi pueblo".</w:t>
+        <w:t xml:space="preserve"> Le dijo: “Cuando saqué a mi pueblo de Egipto, no elegí ninguna ciudad de las tribus de Israel para que construyeran un templo para mí. Pero sí elegí a un hombre para que gobernara a mi pueblo”.</w:t>
       </w:r>
     </w:p>
     <w:p>
@@ -5282,7 +5282,7 @@
         <w:rPr>
           <w:lang w:val="es_ES" w:bidi="es_ES"/>
         </w:rPr>
-        <w:t xml:space="preserve"> Pero el Señor no se lo permitió. El Señor le dijo: "Me agrada que quieras construirme una casa.</w:t>
+        <w:t xml:space="preserve"> Pero el Señor no se lo permitió. El Señor le dijo: “Me agrada que quieras construirme una casa.</w:t>
       </w:r>
     </w:p>
     <w:p>
@@ -5303,7 +5303,7 @@
         <w:rPr>
           <w:lang w:val="es_ES" w:bidi="es_ES"/>
         </w:rPr>
-        <w:t xml:space="preserve"> Pero no serás tú quien la construya, sino tu hijo".</w:t>
+        <w:t xml:space="preserve"> Pero no serás tú quien la construya, sino tu hijo”.</w:t>
       </w:r>
     </w:p>
     <w:p>
@@ -5360,13 +5360,13 @@
           <w:vertAlign w:val="superscript"/>
           <w:lang w:val="es_ES" w:bidi="es_ES"/>
         </w:rPr>
-        <w:t>23</w:t>
-      </w:r>
-      <w:r>
-        <w:rPr>
-          <w:lang w:val="es_ES" w:bidi="es_ES"/>
-        </w:rPr>
-        <w:t xml:space="preserve"> Mientras todo el pueblo lo observaba, Salomón se colocó de pie frente al altar del Señor. Con las manos levantadas hacia el cielo, dijo:—Señor, Dios de Israel, no existe ningún Dios como tú en el cielo ni en la tierra. Demuestras amor y misericordia. Cuando tu pueblo obedece tus mandamientos, cumples las promesas que les has hecho.</w:t>
+        <w:t>22-23</w:t>
+      </w:r>
+      <w:r>
+        <w:rPr>
+          <w:lang w:val="es_ES" w:bidi="es_ES"/>
+        </w:rPr>
+        <w:t xml:space="preserve"> Mientras todo el pueblo lo observaba, Salomón se colocó de pie frente al altar del Señor. Con las manos levantadas hacia el cielo, dijo: —Señor, Dios de Israel, no existe ningún Dios como tú en el cielo ni en la tierra. Demuestras amor y misericordia. Cuando tu pueblo obedece tus mandamientos, cumples las promesas que les has hecho.</w:t>
       </w:r>
     </w:p>
     <w:p>
@@ -5408,7 +5408,7 @@
         <w:rPr>
           <w:lang w:val="es_ES" w:bidi="es_ES"/>
         </w:rPr>
-        <w:t xml:space="preserve"> »Ahora, Señor, Dios de Israel, cumple la otra promesa que le hiciste cuando le dijiste: "Si tus descendientes siguen todos mis caminos y hacen mi voluntad, siempre habrá uno de ellos en el trono de Israel".</w:t>
+        <w:t xml:space="preserve"> »Ahora, Señor, Dios de Israel, cumple la otra promesa que le hiciste cuando le dijiste: “Si tus descendientes siguen todos mis caminos y hacen mi voluntad, siempre habrá uno de ellos en el trono de Israel”.</w:t>
       </w:r>
     </w:p>
     <w:p>
@@ -5570,7 +5570,7 @@
           <w:vertAlign w:val="superscript"/>
           <w:lang w:val="es_ES" w:bidi="es_ES"/>
         </w:rPr>
-        <w:t>34</w:t>
+        <w:t>33-34</w:t>
       </w:r>
       <w:r>
         <w:rPr>
@@ -5591,7 +5591,7 @@
           <w:vertAlign w:val="superscript"/>
           <w:lang w:val="es_ES" w:bidi="es_ES"/>
         </w:rPr>
-        <w:t>36</w:t>
+        <w:t>35-36</w:t>
       </w:r>
       <w:r>
         <w:rPr>
@@ -5696,7 +5696,7 @@
           <w:vertAlign w:val="superscript"/>
           <w:lang w:val="es_ES" w:bidi="es_ES"/>
         </w:rPr>
-        <w:t>42</w:t>
+        <w:t>41-42</w:t>
       </w:r>
       <w:r>
         <w:rPr>
@@ -5807,7 +5807,7 @@
         <w:rPr>
           <w:lang w:val="es_ES" w:bidi="es_ES"/>
         </w:rPr>
-        <w:t xml:space="preserve"> Puede ocurrir que una vez allí, ellos reconozcan lo que hicieron y regresen a ti. Clamarán: "Hemos pecado, hemos actuado mal".</w:t>
+        <w:t xml:space="preserve"> Puede ocurrir que una vez allí, ellos reconozcan lo que hicieron y regresen a ti. Clamarán: “Hemos pecado, hemos actuado mal”.</w:t>
       </w:r>
     </w:p>
     <w:p>
@@ -5948,7 +5948,7 @@
           <w:vertAlign w:val="superscript"/>
           <w:lang w:val="es_ES" w:bidi="es_ES"/>
         </w:rPr>
-        <w:t>55</w:t>
+        <w:t>54-55</w:t>
       </w:r>
       <w:r>
         <w:rPr>
@@ -6095,7 +6095,7 @@
           <w:vertAlign w:val="superscript"/>
           <w:lang w:val="es_ES" w:bidi="es_ES"/>
         </w:rPr>
-        <w:t>63</w:t>
+        <w:t>62-63</w:t>
       </w:r>
       <w:r>
         <w:rPr>
@@ -6216,13 +6216,13 @@
           <w:vertAlign w:val="superscript"/>
           <w:lang w:val="es_ES" w:bidi="es_ES"/>
         </w:rPr>
-        <w:t>3</w:t>
-      </w:r>
-      <w:r>
-        <w:rPr>
-          <w:lang w:val="es_ES" w:bidi="es_ES"/>
-        </w:rPr>
-        <w:t xml:space="preserve"> Entonces el Señor se le apareció por segunda vez. La primera vez había sido en Gabaón. El Señor le dijo:—Escuché tu oración. Aparté este templo que construiste y puse mi nombre en él para siempre. Siempre estaré pendiente de él y me importará.</w:t>
+        <w:t>2-3</w:t>
+      </w:r>
+      <w:r>
+        <w:rPr>
+          <w:lang w:val="es_ES" w:bidi="es_ES"/>
+        </w:rPr>
+        <w:t xml:space="preserve"> Entonces el Señor se le apareció por segunda vez. La primera vez había sido en Gabaón. El Señor le dijo: —Escuché tu oración. Aparté este templo que construiste y puse mi nombre en él para siempre. Siempre estaré pendiente de él y me importará.</w:t>
       </w:r>
     </w:p>
     <w:p>
@@ -6327,7 +6327,7 @@
         <w:rPr>
           <w:lang w:val="es_ES" w:bidi="es_ES"/>
         </w:rPr>
-        <w:t xml:space="preserve"> Este templo tan imponente quedará en ruinas. Todos los que pasen junto a él se quedarán asombrados. Se burlarán preguntando: "¿Por qué el Señor le hizo esto a esta tierra y a este templo?".</w:t>
+        <w:t xml:space="preserve"> Este templo tan imponente quedará en ruinas. Todos los que pasen junto a él se quedarán asombrados. Se burlarán preguntando: "¿Por qué el Señor le hizo esto a esta tierra y a este templo?”.</w:t>
       </w:r>
     </w:p>
     <w:p>
@@ -6348,7 +6348,7 @@
         <w:rPr>
           <w:lang w:val="es_ES" w:bidi="es_ES"/>
         </w:rPr>
-        <w:t xml:space="preserve"> La respuesta será: "Porque el pueblo de Israel abandonó al Señor su Dios, quien los sacó de Egipto. Adoraron a otros dioses en su lugar. Por eso el Señor trajo todo este desastre sobre ellos".</w:t>
+        <w:t xml:space="preserve"> La respuesta será: “Porque el pueblo de Israel abandonó al Señor su Dios, quien los sacó de Egipto. Adoraron a otros dioses en su lugar. Por eso el Señor trajo todo este desastre sobre ellos”.</w:t>
       </w:r>
     </w:p>
     <w:p>
@@ -6369,22 +6369,22 @@
         <w:rPr>
           <w:lang w:val="es_ES" w:bidi="es_ES"/>
         </w:rPr>
-        <w:t xml:space="preserve"> A Salomón le tomaron 20 años construir el templo del Señor y su propio palacio.</w:t>
-      </w:r>
-    </w:p>
-    <w:p>
-      <w:pPr/>
-      <w:r>
-        <w:rPr>
-          <w:lang w:val="es_ES" w:bidi="es_ES"/>
-        </w:rPr>
-      </w:r>
-      <w:r>
-        <w:rPr>
-          <w:vertAlign w:val="superscript"/>
-          <w:lang w:val="es_ES" w:bidi="es_ES"/>
-        </w:rPr>
-        <w:t>12</w:t>
+        <w:t xml:space="preserve"> A Salomón le tomó 20 años construir el templo del Señor y su propio palacio.</w:t>
+      </w:r>
+    </w:p>
+    <w:p>
+      <w:pPr/>
+      <w:r>
+        <w:rPr>
+          <w:lang w:val="es_ES" w:bidi="es_ES"/>
+        </w:rPr>
+      </w:r>
+      <w:r>
+        <w:rPr>
+          <w:vertAlign w:val="superscript"/>
+          <w:lang w:val="es_ES" w:bidi="es_ES"/>
+        </w:rPr>
+        <w:t>11-12</w:t>
       </w:r>
       <w:r>
         <w:rPr>
@@ -6411,7 +6411,7 @@
         <w:rPr>
           <w:lang w:val="es_ES" w:bidi="es_ES"/>
         </w:rPr>
-        <w:t xml:space="preserve"> Entonces le reclamó a Salomón:—¿Qué clase de trato es este, hermano mío? ¡Estas ciudades que me has dado no valen nada!A esa región Hiram le puso el nombre de Cabul, y así se le conoce hasta hoy.</w:t>
+        <w:t xml:space="preserve"> Entonces le reclamó a Salomón: —¿Qué clase de trato es este, hermano mío? ¡Estas ciudades que me has dado no valen nada! A esa región Hiram le puso el nombre de Cabul, y así se le conoce hasta hoy.</w:t>
       </w:r>
     </w:p>
     <w:p>
@@ -6489,7 +6489,7 @@
           <w:vertAlign w:val="superscript"/>
           <w:lang w:val="es_ES" w:bidi="es_ES"/>
         </w:rPr>
-        <w:t>18</w:t>
+        <w:t>17-18</w:t>
       </w:r>
       <w:r>
         <w:rPr>
@@ -6531,7 +6531,7 @@
           <w:vertAlign w:val="superscript"/>
           <w:lang w:val="es_ES" w:bidi="es_ES"/>
         </w:rPr>
-        <w:t>21</w:t>
+        <w:t>20-21</w:t>
       </w:r>
       <w:r>
         <w:rPr>
@@ -6657,7 +6657,7 @@
           <w:vertAlign w:val="superscript"/>
           <w:lang w:val="es_ES" w:bidi="es_ES"/>
         </w:rPr>
-        <w:t>28</w:t>
+        <w:t>27-28</w:t>
       </w:r>
       <w:r>
         <w:rPr>
@@ -6805,7 +6805,7 @@
         <w:rPr>
           <w:lang w:val="es_ES" w:bidi="es_ES"/>
         </w:rPr>
-        <w:t xml:space="preserve"> Entonces le dijo a Salomón:—Todo lo que escuché en mi país sobre tu sabiduría y las cosas maravillosas que haces es verdad.</w:t>
+        <w:t xml:space="preserve"> Entonces le dijo a Salomón: —Todo lo que escuché en mi país sobre tu sabiduría y las cosas maravillosas que haces es verdad.</w:t>
       </w:r>
     </w:p>
     <w:p>
@@ -6847,7 +6847,7 @@
         <w:rPr>
           <w:lang w:val="es_ES" w:bidi="es_ES"/>
         </w:rPr>
-        <w:t xml:space="preserve"> ¡Dichosos tus hombres! ¡Dichosos estos siervos tuyos que continuamente están en tu presencia escuchando tu sabiduría!</w:t>
+        <w:t xml:space="preserve"> ¡Qué felices son tus hombres! ¡Qué felices son estos siervos tuyos que continuamente están en tu presencia escuchando tu sabiduría!</w:t>
       </w:r>
     </w:p>
     <w:p>
@@ -6994,28 +6994,28 @@
         <w:rPr>
           <w:lang w:val="es_ES" w:bidi="es_ES"/>
         </w:rPr>
-        <w:t xml:space="preserve"> Esto fue sin contar los impuestos y las ganancias del comercio con los reyes de Arabia y otros territorios vecinos.</w:t>
-      </w:r>
-    </w:p>
-    <w:p>
-      <w:pPr/>
-      <w:r>
-        <w:rPr>
-          <w:lang w:val="es_ES" w:bidi="es_ES"/>
-        </w:rPr>
-      </w:r>
-      <w:r>
-        <w:rPr>
-          <w:vertAlign w:val="superscript"/>
-          <w:lang w:val="es_ES" w:bidi="es_ES"/>
-        </w:rPr>
-        <w:t>17</w:t>
-      </w:r>
-      <w:r>
-        <w:rPr>
-          <w:lang w:val="es_ES" w:bidi="es_ES"/>
-        </w:rPr>
-        <w:t xml:space="preserve"> Salomón ordenó martillar oro para hacer 200 escudos grandes. Cada uno pesaba unos 6,5 kilos de oro. Mandó hacer 300 escudos pequeños, de 1,5 kilos de oro cada uno. Después, los puso en el palacio «Bosque del Líbano».</w:t>
+        <w:t xml:space="preserve"> Esto era sin contar los impuestos y las ganancias del comercio con los reyes de Arabia y otros territorios vecinos.</w:t>
+      </w:r>
+    </w:p>
+    <w:p>
+      <w:pPr/>
+      <w:r>
+        <w:rPr>
+          <w:lang w:val="es_ES" w:bidi="es_ES"/>
+        </w:rPr>
+      </w:r>
+      <w:r>
+        <w:rPr>
+          <w:vertAlign w:val="superscript"/>
+          <w:lang w:val="es_ES" w:bidi="es_ES"/>
+        </w:rPr>
+        <w:t>16-17</w:t>
+      </w:r>
+      <w:r>
+        <w:rPr>
+          <w:lang w:val="es_ES" w:bidi="es_ES"/>
+        </w:rPr>
+        <w:t xml:space="preserve"> Salomón ordenó martillar oro para hacer 200 escudos grandes. Cada uno pesaba unos 6,5 kilos de oro. Mandó hacer 300 escudos pequeños, de 1,5 kilos de oro cada uno. Después, los puso en el palacio “Bosque del Líbano”.</w:t>
       </w:r>
     </w:p>
     <w:p>
@@ -7099,7 +7099,7 @@
         <w:rPr>
           <w:lang w:val="es_ES" w:bidi="es_ES"/>
         </w:rPr>
-        <w:t xml:space="preserve"> Todas las copas que usaba el rey Salomón eran de oro puro. Todos los utensilios del palacio «Bosque del Líbano» también eran de oro puro. No se hacía nada de plata, porque en esos días la plata no valía mucho.</w:t>
+        <w:t xml:space="preserve"> Todas las copas que usaba el rey Salomón eran de oro puro. Todos los utensilios del palacio “Bosque del Líbano” también eran de oro puro. No se hacía nada de plata, porque en esos días la plata no valía mucho.</w:t>
       </w:r>
     </w:p>
     <w:p>
@@ -7267,7 +7267,7 @@
         <w:rPr>
           <w:lang w:val="es_ES" w:bidi="es_ES"/>
         </w:rPr>
-        <w:t xml:space="preserve"> Cada carro que traían de Egipto costaba 600 piezas de plata, y cada caballo 150 piezas. Luego los vendían a los reyes hititas y a los reyes de Siria.</w:t>
+        <w:t xml:space="preserve"> Cada carro que traían de Egipto costaba 600 piezas de plata, y cada caballo 150 piezas. Luego los vendían a los reyes hititas y a los reyes de Aram.</w:t>
       </w:r>
     </w:p>
     <w:p>
@@ -7466,7 +7466,7 @@
           <w:vertAlign w:val="superscript"/>
           <w:lang w:val="es_ES" w:bidi="es_ES"/>
         </w:rPr>
-        <w:t>10</w:t>
+        <w:t>9-10</w:t>
       </w:r>
       <w:r>
         <w:rPr>
@@ -7493,22 +7493,22 @@
         <w:rPr>
           <w:lang w:val="es_ES" w:bidi="es_ES"/>
         </w:rPr>
-        <w:t xml:space="preserve"> Entonces el Señor le dijo:—No cumpliste mi pacto ni obedeciste mis leyes. Por eso, te voy a quitar el reino. Se lo daré a uno de tus servidores.</w:t>
-      </w:r>
-    </w:p>
-    <w:p>
-      <w:pPr/>
-      <w:r>
-        <w:rPr>
-          <w:lang w:val="es_ES" w:bidi="es_ES"/>
-        </w:rPr>
-      </w:r>
-      <w:r>
-        <w:rPr>
-          <w:vertAlign w:val="superscript"/>
-          <w:lang w:val="es_ES" w:bidi="es_ES"/>
-        </w:rPr>
-        <w:t>13</w:t>
+        <w:t xml:space="preserve"> Entonces el Señor le dijo: —No cumpliste mi pacto ni obedeciste mis leyes. Por eso, te voy a quitar el reino. Se lo daré a uno de tus servidores.</w:t>
+      </w:r>
+    </w:p>
+    <w:p>
+      <w:pPr/>
+      <w:r>
+        <w:rPr>
+          <w:lang w:val="es_ES" w:bidi="es_ES"/>
+        </w:rPr>
+      </w:r>
+      <w:r>
+        <w:rPr>
+          <w:vertAlign w:val="superscript"/>
+          <w:lang w:val="es_ES" w:bidi="es_ES"/>
+        </w:rPr>
+        <w:t>12-13</w:t>
       </w:r>
       <w:r>
         <w:rPr>
@@ -7571,7 +7571,7 @@
           <w:vertAlign w:val="superscript"/>
           <w:lang w:val="es_ES" w:bidi="es_ES"/>
         </w:rPr>
-        <w:t>18</w:t>
+        <w:t>16-18</w:t>
       </w:r>
       <w:r>
         <w:rPr>
@@ -7661,7 +7661,7 @@
         <w:rPr>
           <w:lang w:val="es_ES" w:bidi="es_ES"/>
         </w:rPr>
-        <w:t xml:space="preserve"> —¿Por qué quieres irte? —le preguntó el faraón—. ¿Qué te falta aquí? ¿En qué te hemos fallado?—Todo está muy bien —respondió Hadad—, pero de todos modos me gustaría regresar a mi tierra.</w:t>
+        <w:t xml:space="preserve"> —¿Por qué quieres irte? —le preguntó el faraón—. ¿Qué te falta aquí? ¿En qué te hemos fallado? —Todo está muy bien —respondió Hadad—, pero de todos modos me gustaría regresar a mi tierra.</w:t>
       </w:r>
     </w:p>
     <w:p>
@@ -7703,7 +7703,7 @@
         <w:rPr>
           <w:lang w:val="es_ES" w:bidi="es_ES"/>
         </w:rPr>
-        <w:t xml:space="preserve"> Formó un grupo de bandidos y se convirtió en su líder.Después de que David matara a algunos de sus soldados, Rezón se fue a Damasco. Se quedó a vivir allí.</w:t>
+        <w:t xml:space="preserve"> Formó un grupo de bandidos y se convirtió en su líder. Después de que David matara a algunos de sus soldados, Rezón se fue a Damasco. Se quedó a vivir allí.</w:t>
       </w:r>
     </w:p>
     <w:p>
@@ -7724,7 +7724,7 @@
         <w:rPr>
           <w:lang w:val="es_ES" w:bidi="es_ES"/>
         </w:rPr>
-        <w:t xml:space="preserve"> Así fue como Rezón se convirtió en rey de Siria. Durante todo el tiempo que Salomón fue rey, Rezón fue enemigo de Israel. Además del daño que Hadad causaba a Israel, también estaba el daño que causaba Rezón.</w:t>
+        <w:t xml:space="preserve"> Así fue como Rezón se convirtió en rey de Aram. Durante todo el tiempo que Salomón fue rey, Rezón fue enemigo de Israel. Además del daño que Hadad causaba a Israel, también estaba el daño que causaba Rezón.</w:t>
       </w:r>
     </w:p>
     <w:p>
@@ -7760,7 +7760,7 @@
           <w:vertAlign w:val="superscript"/>
           <w:lang w:val="es_ES" w:bidi="es_ES"/>
         </w:rPr>
-        <w:t>28</w:t>
+        <w:t>27-28</w:t>
       </w:r>
       <w:r>
         <w:rPr>
@@ -7787,7 +7787,7 @@
         <w:rPr>
           <w:lang w:val="es_ES" w:bidi="es_ES"/>
         </w:rPr>
-        <w:t xml:space="preserve"> Un día, Jeroboán salió de Jerusalén. El profeta Ahías, de Siló, se encontró con él y lo llamó para conversar. Ahías llevaba puesta una túnica nueva. Cuando los dos estaban solos en el campo,</w:t>
+        <w:t xml:space="preserve"> Un día, Jeroboán salió de Jerusalén. El profeta Ahías, de Siló, se encontró con él y lo llamó para conversar. Ahías llevaba puesta una túnica nueva. Cuando los 2 estaban solos en el campo,</w:t>
       </w:r>
     </w:p>
     <w:p>
@@ -7829,7 +7829,7 @@
         <w:rPr>
           <w:lang w:val="es_ES" w:bidi="es_ES"/>
         </w:rPr>
-        <w:t xml:space="preserve"> Le dijo a Jeroboán:—Toma 10 de estos pedazos. El Señor, Dios de Israel, dice: "Voy a quitar el reino de las manos de Salomón y te daré 10 tribus.</w:t>
+        <w:t xml:space="preserve"> Le dijo a Jeroboán: —Toma 10 de estos pedazos. El Señor, Dios de Israel, dice: “Voy a quitar el reino de las manos de Salomón y te daré 10 tribus.</w:t>
       </w:r>
     </w:p>
     <w:p>
@@ -7997,7 +7997,7 @@
         <w:rPr>
           <w:lang w:val="es_ES" w:bidi="es_ES"/>
         </w:rPr>
-        <w:t xml:space="preserve"> Por el pecado de Salomón voy a castigar a los descendientes de David. Pero ese castigo no durará para siempre".</w:t>
+        <w:t xml:space="preserve"> Por el pecado de Salomón voy a castigar a los descendientes de David. Pero ese castigo no durará para siempre”.</w:t>
       </w:r>
     </w:p>
     <w:p>
@@ -8133,13 +8133,13 @@
           <w:vertAlign w:val="superscript"/>
           <w:lang w:val="es_ES" w:bidi="es_ES"/>
         </w:rPr>
-        <w:t>4</w:t>
-      </w:r>
-      <w:r>
-        <w:rPr>
-          <w:lang w:val="es_ES" w:bidi="es_ES"/>
-        </w:rPr>
-        <w:t xml:space="preserve"> Jeroboán todavía estaba en Egipto, donde había huido del rey Salomón. Sus amigos le contaron que Salomón había muerto y que Roboán sería coronado rey. Las tribus del norte de Israel le pidieron que los acompañara a Siquén. Entonces Jeroboán y los israelitas fueron a ver a Roboán y le dijeron:—Tu padre fue un gobernante muy duro con nosotros. Solo aceptaremos que seas nuestro rey si prometes tratarnos mejor que él.</w:t>
+        <w:t>2-4</w:t>
+      </w:r>
+      <w:r>
+        <w:rPr>
+          <w:lang w:val="es_ES" w:bidi="es_ES"/>
+        </w:rPr>
+        <w:t xml:space="preserve"> Jeroboán todavía estaba en Egipto, donde había huido del rey Salomón. Sus amigos le contaron que Salomón había muerto y que Roboán sería coronado rey. Las tribus del norte de Israel le pidieron que los acompañara a Siquén. Entonces Jeroboán y los israelitas fueron a ver a Roboán y le dijeron: —Tu padre fue un gobernante muy duro con nosotros. Solo aceptaremos que seas nuestro rey si prometes tratarnos mejor que él.</w:t>
       </w:r>
     </w:p>
     <w:p>
@@ -8160,7 +8160,7 @@
         <w:rPr>
           <w:lang w:val="es_ES" w:bidi="es_ES"/>
         </w:rPr>
-        <w:t xml:space="preserve"> Roboán les respondió:—Denme 3 días para pensarlo. Después regresen y les daré mi respuesta.Entonces la gente se fue.</w:t>
+        <w:t xml:space="preserve"> Roboán les respondió: —Denme 3 días para pensarlo. Después regresen y les daré mi respuesta. Entonces la gente se fue.</w:t>
       </w:r>
     </w:p>
     <w:p>
@@ -8181,7 +8181,7 @@
         <w:rPr>
           <w:lang w:val="es_ES" w:bidi="es_ES"/>
         </w:rPr>
-        <w:t xml:space="preserve"> Roboán habló del asunto con los ancianos que habían aconsejado a su padre Salomón. Les preguntó:—¿Qué me aconsejan ustedes que les responda?</w:t>
+        <w:t xml:space="preserve"> Roboán habló del asunto con los ancianos que habían aconsejado a su padre Salomón. Les preguntó: —¿Qué me aconsejan ustedes que les responda?</w:t>
       </w:r>
     </w:p>
     <w:p>
@@ -8202,7 +8202,7 @@
         <w:rPr>
           <w:lang w:val="es_ES" w:bidi="es_ES"/>
         </w:rPr>
-        <w:t xml:space="preserve"> Ellos le dijeron:—Dales hoy una buena respuesta. Promete ser amable con ellos y servirles bien. Si lo haces, ellos te servirán como rey para siempre.</w:t>
+        <w:t xml:space="preserve"> Ellos le dijeron: —Dales hoy una buena respuesta. Promete ser amable con ellos y servirles bien. Si lo haces, ellos te servirán como rey para siempre.</w:t>
       </w:r>
     </w:p>
     <w:p>
@@ -8244,7 +8244,7 @@
         <w:rPr>
           <w:lang w:val="es_ES" w:bidi="es_ES"/>
         </w:rPr>
-        <w:t xml:space="preserve"> Les preguntó:—¿Qué opinan ustedes? Estas personas me piden que los trate mejor que mi padre. ¿Qué debo responderles?</w:t>
+        <w:t xml:space="preserve"> Les preguntó: —¿Qué opinan ustedes? Estas personas me piden que los trate mejor que mi padre. ¿Qué debo responderles?</w:t>
       </w:r>
     </w:p>
     <w:p>
@@ -8265,7 +8265,7 @@
         <w:rPr>
           <w:lang w:val="es_ES" w:bidi="es_ES"/>
         </w:rPr>
-        <w:t xml:space="preserve"> Los jóvenes le respondieron:—Diles: "Mi padre fue duro con ustedes, pero yo lo seré todavía más.</w:t>
+        <w:t xml:space="preserve"> Los jóvenes le respondieron: —Diles: “Mi padre fue duro con ustedes, pero yo lo seré todavía más.</w:t>
       </w:r>
     </w:p>
     <w:p>
@@ -8286,7 +8286,7 @@
         <w:rPr>
           <w:lang w:val="es_ES" w:bidi="es_ES"/>
         </w:rPr>
-        <w:t xml:space="preserve"> Él les puso una carga, pero yo les pondré una más pesada. Mi padre los castigó con látigos, pero yo los castigaré con escorpiones".</w:t>
+        <w:t xml:space="preserve"> Él les puso una carga, pero yo les pondré una más pesada. Mi padre los castigó con látigos, pero yo los castigaré con escorpiones”.</w:t>
       </w:r>
     </w:p>
     <w:p>
@@ -8322,13 +8322,13 @@
           <w:vertAlign w:val="superscript"/>
           <w:lang w:val="es_ES" w:bidi="es_ES"/>
         </w:rPr>
-        <w:t>14</w:t>
-      </w:r>
-      <w:r>
-        <w:rPr>
-          <w:lang w:val="es_ES" w:bidi="es_ES"/>
-        </w:rPr>
-        <w:t xml:space="preserve"> Entonces Roboán les respondió con dureza. No siguió el consejo de los ancianos, sino el de los jóvenes. Les dijo:—Mi padre fue duro con ustedes, pero yo lo seré todavía más. Mi padre los castigó con látigos, pero yo los castigaré con escorpiones.</w:t>
+        <w:t>13-14</w:t>
+      </w:r>
+      <w:r>
+        <w:rPr>
+          <w:lang w:val="es_ES" w:bidi="es_ES"/>
+        </w:rPr>
+        <w:t xml:space="preserve"> Entonces Roboán les respondió con dureza. No siguió el consejo de los ancianos, sino el de los jóvenes. Les dijo: —Mi padre fue duro con ustedes, pero yo lo seré todavía más. Mi padre los castigó con látigos, pero yo los castigaré con escorpiones.</w:t>
       </w:r>
     </w:p>
     <w:p>
@@ -8364,13 +8364,13 @@
           <w:vertAlign w:val="superscript"/>
           <w:lang w:val="es_ES" w:bidi="es_ES"/>
         </w:rPr>
-        <w:t>17</w:t>
-      </w:r>
-      <w:r>
-        <w:rPr>
-          <w:lang w:val="es_ES" w:bidi="es_ES"/>
-        </w:rPr>
-        <w:t xml:space="preserve"> Los israelitas se dieron cuenta de que el rey no quería escucharlos. Entonces gritaron:—¡No queremos que ningún descendiente de David nos gobierne! ¡No tenemos nada que ver con el hijo de Isaí! ¡Que David gobierne solo a su propia familia! ¡Israelitas, regresemos a nuestras casas!Entonces los israelitas se fueron a sus casas. Sin embargo, Roboán siguió siendo rey de los israelitas que vivían en las ciudades de Judá.</w:t>
+        <w:t>16-17</w:t>
+      </w:r>
+      <w:r>
+        <w:rPr>
+          <w:lang w:val="es_ES" w:bidi="es_ES"/>
+        </w:rPr>
+        <w:t xml:space="preserve"> Los israelitas se dieron cuenta de que el rey no quería escucharlos. Entonces gritaron: —¡No queremos que ningún descendiente de David nos gobierne! ¡No tenemos nada que ver con el hijo de Isaí! ¡Que David gobierne solo a su propia familia! ¡Israelitas, regresemos a nuestras casas! Entonces los israelitas se fueron a sus casas. Sin embargo, Roboán siguió siendo rey de los israelitas que vivían en las ciudades de Judá.</w:t>
       </w:r>
     </w:p>
     <w:p>
@@ -8490,13 +8490,13 @@
           <w:vertAlign w:val="superscript"/>
           <w:lang w:val="es_ES" w:bidi="es_ES"/>
         </w:rPr>
-        <w:t>24</w:t>
-      </w:r>
-      <w:r>
-        <w:rPr>
-          <w:lang w:val="es_ES" w:bidi="es_ES"/>
-        </w:rPr>
-        <w:t xml:space="preserve"> —Digan a Roboán, hijo de Salomón, rey de Judá, y a todos los de Judá y Benjamín, que no peleen contra sus hermanos israelitas. Que cada uno vuelva a su casa. Todo esto ha sucedido porque yo lo quise.Entonces el ejército se disolvió. Todos regresaron a sus casas, tal como el Señor lo había ordenado.</w:t>
+        <w:t>23-24</w:t>
+      </w:r>
+      <w:r>
+        <w:rPr>
+          <w:lang w:val="es_ES" w:bidi="es_ES"/>
+        </w:rPr>
+        <w:t xml:space="preserve"> —Digan a Roboán, hijo de Salomón, rey de Judá, y a todos los de Judá y Benjamín, que no peleen contra sus hermanos israelitas. Que cada uno vuelva a su casa. Todo esto ha sucedido porque yo lo quise. Entonces el ejército se disolvió. Todos regresaron a sus casas, tal como el Señor lo había ordenado.</w:t>
       </w:r>
     </w:p>
     <w:p>
@@ -8538,7 +8538,7 @@
         <w:rPr>
           <w:lang w:val="es_ES" w:bidi="es_ES"/>
         </w:rPr>
-        <w:t xml:space="preserve"> Jeroboán pensaba: «A menos que tome medidas, la gente querrá que un descendiente de David sea su rey.</w:t>
+        <w:t xml:space="preserve"> Jeroboán pensaba: “A menos que tome medidas, la gente querrá que un descendiente de David sea su rey.</w:t>
       </w:r>
     </w:p>
     <w:p>
@@ -8559,7 +8559,7 @@
         <w:rPr>
           <w:lang w:val="es_ES" w:bidi="es_ES"/>
         </w:rPr>
-        <w:t xml:space="preserve"> Cuando vayan a Jerusalén a ofrecer sacrificios en el templo del Señor, volverán a ser leales al rey Roboán. Entonces me matarán y le pedirán a él que sea su rey».</w:t>
+        <w:t xml:space="preserve"> Cuando vayan a Jerusalén a ofrecer sacrificios en el templo del Señor, volverán a ser leales al rey Roboán. Entonces me matarán y le pedirán a él que sea su rey”.</w:t>
       </w:r>
     </w:p>
     <w:p>
@@ -8580,7 +8580,7 @@
         <w:rPr>
           <w:lang w:val="es_ES" w:bidi="es_ES"/>
         </w:rPr>
-        <w:t xml:space="preserve"> El rey escuchó el consejo de sus ayudantes. Luego mandó hacer 2 becerros de oro y le dijo al pueblo:—Ya han subido suficientes veces a Jerusalén. Miren, aquí están sus dioses, los que los sacaron de Egipto.</w:t>
+        <w:t xml:space="preserve"> El rey escuchó el consejo de sus ayudantes. Luego mandó hacer 2 becerros de oro y le dijo al pueblo: —Ya han subido suficientes veces a Jerusalén. Miren, aquí están sus dioses, los que los sacaron de Egipto.</w:t>
       </w:r>
     </w:p>
     <w:p>
@@ -8658,7 +8658,7 @@
           <w:vertAlign w:val="superscript"/>
           <w:lang w:val="es_ES" w:bidi="es_ES"/>
         </w:rPr>
-        <w:t>33</w:t>
+        <w:t>32-33</w:t>
       </w:r>
       <w:r>
         <w:rPr>
@@ -8722,7 +8722,7 @@
         <w:rPr>
           <w:lang w:val="es_ES" w:bidi="es_ES"/>
         </w:rPr>
-        <w:t xml:space="preserve"> Por orden del Señor, el profeta gritó contra el altar:—¡Altar, altar! Esto dice el Señor: "A la familia de David le nacerá un hijo llamado Josías. Él sacrificará sobre ti a los sacerdotes de los cerros que ahora queman incienso aquí. Quemará huesos humanos sobre ti".</w:t>
+        <w:t xml:space="preserve"> Por orden del Señor, el profeta gritó contra el altar: —¡Altar, altar! Esto dice el Señor: “A la familia de David le nacerá un hijo llamado Josías. Él sacrificará sobre ti a los sacerdotes de los cerros que ahora queman incienso aquí. Quemará huesos humanos sobre ti”.</w:t>
       </w:r>
     </w:p>
     <w:p>
@@ -8743,7 +8743,7 @@
         <w:rPr>
           <w:lang w:val="es_ES" w:bidi="es_ES"/>
         </w:rPr>
-        <w:t xml:space="preserve"> Ese mismo día, el profeta dio una señal para demostrar que su mensaje era verdadero:—Este altar se partirá en 2. Las cenizas que están sobre él se derramarán.</w:t>
+        <w:t xml:space="preserve"> Ese mismo día, el profeta dio una señal para demostrar que su mensaje era verdadero: —Este altar se partirá en 2. Las cenizas que están sobre él se derramarán.</w:t>
       </w:r>
     </w:p>
     <w:p>
@@ -8764,7 +8764,7 @@
         <w:rPr>
           <w:lang w:val="es_ES" w:bidi="es_ES"/>
         </w:rPr>
-        <w:t xml:space="preserve"> El rey Jeroboán escuchó lo que el profeta gritó contra el altar de Betel. Extendió su brazo desde el altar y ordenó:—¡Arréstenlo!Pero el brazo que había extendido hacia el profeta se le paralizó. No pudo bajarlo.</w:t>
+        <w:t xml:space="preserve"> El rey Jeroboán escuchó lo que el profeta gritó contra el altar de Betel. Extendió su brazo desde el altar y ordenó: —¡Arréstenlo! Pero el brazo que había extendido hacia el profeta se le paralizó. No pudo bajarlo.</w:t>
       </w:r>
     </w:p>
     <w:p>
@@ -8806,7 +8806,7 @@
         <w:rPr>
           <w:lang w:val="es_ES" w:bidi="es_ES"/>
         </w:rPr>
-        <w:t xml:space="preserve"> —¡Por favor, por favor! —le dijo el rey al profeta—. Pídele al Señor tu Dios que me cure el brazo.El profeta oró al Señor, y el brazo del rey volvió a estar normal.</w:t>
+        <w:t xml:space="preserve"> —¡Por favor, por favor! —le dijo el rey al profeta—. Pídele al Señor tu Dios que me cure el brazo. El profeta oró al Señor, y el brazo del rey volvió a estar normal.</w:t>
       </w:r>
     </w:p>
     <w:p>
@@ -8827,7 +8827,7 @@
         <w:rPr>
           <w:lang w:val="es_ES" w:bidi="es_ES"/>
         </w:rPr>
-        <w:t xml:space="preserve"> Entonces el rey le dijo al profeta:—Ven a mi casa a descansar y comer algo. Quiero darte un regalo.</w:t>
+        <w:t xml:space="preserve"> Entonces el rey le dijo al profeta: —Ven a mi casa a descansar y comer algo. Quiero darte un regalo.</w:t>
       </w:r>
     </w:p>
     <w:p>
@@ -8848,7 +8848,7 @@
         <w:rPr>
           <w:lang w:val="es_ES" w:bidi="es_ES"/>
         </w:rPr>
-        <w:t xml:space="preserve"> Pero el profeta le contestó:—Aunque me dieras la mitad de tu palacio, no iría contigo. No comeré ni beberé agua en este lugar.</w:t>
+        <w:t xml:space="preserve"> Pero el profeta le contestó: —Aunque me dieras la mitad de tu palacio, no iría contigo. No comeré ni beberé agua en este lugar.</w:t>
       </w:r>
     </w:p>
     <w:p>
@@ -8932,7 +8932,7 @@
         <w:rPr>
           <w:lang w:val="es_ES" w:bidi="es_ES"/>
         </w:rPr>
-        <w:t xml:space="preserve"> —¿Por qué camino se fue? —preguntó el profeta anciano.Sus hijos se lo indicaron.</w:t>
+        <w:t xml:space="preserve"> —¿Por qué camino se fue? —preguntó el profeta anciano. Sus hijos se lo indicaron.</w:t>
       </w:r>
     </w:p>
     <w:p>
@@ -8953,7 +8953,7 @@
         <w:rPr>
           <w:lang w:val="es_ES" w:bidi="es_ES"/>
         </w:rPr>
-        <w:t xml:space="preserve"> —¡Rápido, prepárenme el burro! —dijo el hombre.Cuando se lo prepararon, salió en el burro</w:t>
+        <w:t xml:space="preserve"> —¡Rápido, prepárenme el burro! —dijo el hombre. Cuando se lo prepararon, salió en el burro</w:t>
       </w:r>
     </w:p>
     <w:p>
@@ -8974,7 +8974,7 @@
         <w:rPr>
           <w:lang w:val="es_ES" w:bidi="es_ES"/>
         </w:rPr>
-        <w:t xml:space="preserve"> para alcanzar al profeta. Lo encontró sentado debajo de una encina.—¿Eres tú el profeta que vino de Judá? —le preguntó.—Sí, yo soy —respondió.</w:t>
+        <w:t xml:space="preserve"> para alcanzar al profeta. Lo encontró sentado debajo de una encina. —¿Eres tú el profeta que vino de Judá? —le preguntó. —Sí, yo soy —respondió.</w:t>
       </w:r>
     </w:p>
     <w:p>
@@ -8995,22 +8995,22 @@
         <w:rPr>
           <w:lang w:val="es_ES" w:bidi="es_ES"/>
         </w:rPr>
-        <w:t xml:space="preserve"> El profeta anciano le dijo:—Ven a mi casa y come conmigo.</w:t>
-      </w:r>
-    </w:p>
-    <w:p>
-      <w:pPr/>
-      <w:r>
-        <w:rPr>
-          <w:lang w:val="es_ES" w:bidi="es_ES"/>
-        </w:rPr>
-      </w:r>
-      <w:r>
-        <w:rPr>
-          <w:vertAlign w:val="superscript"/>
-          <w:lang w:val="es_ES" w:bidi="es_ES"/>
-        </w:rPr>
-        <w:t>17</w:t>
+        <w:t xml:space="preserve"> El profeta anciano le dijo: —Ven a mi casa y come conmigo.</w:t>
+      </w:r>
+    </w:p>
+    <w:p>
+      <w:pPr/>
+      <w:r>
+        <w:rPr>
+          <w:lang w:val="es_ES" w:bidi="es_ES"/>
+        </w:rPr>
+      </w:r>
+      <w:r>
+        <w:rPr>
+          <w:vertAlign w:val="superscript"/>
+          <w:lang w:val="es_ES" w:bidi="es_ES"/>
+        </w:rPr>
+        <w:t>16-17</w:t>
       </w:r>
       <w:r>
         <w:rPr>
@@ -9037,7 +9037,7 @@
         <w:rPr>
           <w:lang w:val="es_ES" w:bidi="es_ES"/>
         </w:rPr>
-        <w:t xml:space="preserve"> Pero el anciano le aseguró: —Yo también soy profeta como tú. Un ángel me habló de parte del Señor. Me dijo que te llevara a mi casa para que comas y bebas agua.En realidad, estaba mintiendo.</w:t>
+        <w:t xml:space="preserve"> Pero el anciano le aseguró: —Yo también soy profeta como tú. Un ángel me habló de parte del Señor. Me dijo que te llevara a mi casa para que comas y bebas agua. En realidad, estaba mintiendo.</w:t>
       </w:r>
     </w:p>
     <w:p>
@@ -9094,13 +9094,13 @@
           <w:vertAlign w:val="superscript"/>
           <w:lang w:val="es_ES" w:bidi="es_ES"/>
         </w:rPr>
-        <w:t>22</w:t>
-      </w:r>
-      <w:r>
-        <w:rPr>
-          <w:lang w:val="es_ES" w:bidi="es_ES"/>
-        </w:rPr>
-        <w:t xml:space="preserve"> Le dijo al profeta de Judá:—El Señor dice que desobedeciste su orden clara. Viniste aquí a comer y beber agua en el lugar donde te dijo que no lo hicieras. Por eso, tu cuerpo no será enterrado junto al de tus antepasados.</w:t>
+        <w:t>21-22</w:t>
+      </w:r>
+      <w:r>
+        <w:rPr>
+          <w:lang w:val="es_ES" w:bidi="es_ES"/>
+        </w:rPr>
+        <w:t xml:space="preserve"> Le dijo al profeta de Judá: —El Señor dice que desobedeciste su orden clara. Viniste aquí a comer y beber agua en el lugar donde te dijo que no lo hicieras. Por eso, tu cuerpo no será enterrado junto al de tus antepasados.</w:t>
       </w:r>
     </w:p>
     <w:p>
@@ -9136,7 +9136,7 @@
           <w:vertAlign w:val="superscript"/>
           <w:lang w:val="es_ES" w:bidi="es_ES"/>
         </w:rPr>
-        <w:t>25</w:t>
+        <w:t>24-25</w:t>
       </w:r>
       <w:r>
         <w:rPr>
@@ -9163,7 +9163,7 @@
         <w:rPr>
           <w:lang w:val="es_ES" w:bidi="es_ES"/>
         </w:rPr>
-        <w:t xml:space="preserve"> Cuando el profeta anciano escuchó lo que había ocurrido, dijo:—Es el profeta que desobedeció lo que el Señor le ordenó. Por eso el Señor cumplió lo que le había advertido. Permitió que el león lo matara.</w:t>
+        <w:t xml:space="preserve"> Cuando el profeta anciano escuchó lo que había ocurrido, dijo: —Es el profeta que desobedeció lo que el Señor le ordenó. Por eso el Señor cumplió lo que le había advertido. Permitió que el león lo matara.</w:t>
       </w:r>
     </w:p>
     <w:p>
@@ -9184,7 +9184,7 @@
         <w:rPr>
           <w:lang w:val="es_ES" w:bidi="es_ES"/>
         </w:rPr>
-        <w:t xml:space="preserve"> Luego les dijo a sus hijos:—Prepárenme el burro.Ellos lo prepararon.</w:t>
+        <w:t xml:space="preserve"> Luego les dijo a sus hijos: —Prepárenme el burro. Ellos lo prepararon.</w:t>
       </w:r>
     </w:p>
     <w:p>
@@ -9247,7 +9247,7 @@
         <w:rPr>
           <w:lang w:val="es_ES" w:bidi="es_ES"/>
         </w:rPr>
-        <w:t xml:space="preserve"> Colocó el cuerpo en su propia tumba y lloró:—¡Ay, hermano mío!</w:t>
+        <w:t xml:space="preserve"> Colocó el cuerpo en su propia tumba y lloró: —¡Ay, hermano mío!</w:t>
       </w:r>
     </w:p>
     <w:p>
@@ -9268,7 +9268,7 @@
         <w:rPr>
           <w:lang w:val="es_ES" w:bidi="es_ES"/>
         </w:rPr>
-        <w:t xml:space="preserve"> Después les dijo a sus hijos:—Cuando yo muera, entiérrenme en la tumba donde está sepultado este profeta. Pongan mis huesos junto a los suyos.</w:t>
+        <w:t xml:space="preserve"> Después les dijo a sus hijos: —Cuando yo muera, entiérrenme en la tumba donde está sepultado este profeta. Pongan mis huesos junto a los suyos.</w:t>
       </w:r>
     </w:p>
     <w:p>
@@ -9389,7 +9389,7 @@
         <w:rPr>
           <w:lang w:val="es_ES" w:bidi="es_ES"/>
         </w:rPr>
-        <w:t xml:space="preserve"> Jeroboán le dijo a su esposa:—Disfrázate para que nadie se dé cuenta de que eres la reina. Ve a Siló a consultar a Ahías, el profeta que me anunció que yo sería rey.</w:t>
+        <w:t xml:space="preserve"> Jeroboán le dijo a su esposa: —Disfrázate para que nadie se dé cuenta de que eres la reina. Ve a Siló a consultar a Ahías, el profeta que me anunció que yo sería rey.</w:t>
       </w:r>
     </w:p>
     <w:p>
@@ -9473,7 +9473,7 @@
         <w:rPr>
           <w:lang w:val="es_ES" w:bidi="es_ES"/>
         </w:rPr>
-        <w:t xml:space="preserve"> Cuando Ahías escuchó los pasos en la puerta, dijo:—Entra, esposa de Jeroboán. ¿Por qué finges ser otra persona? Tengo malas noticias para ti.</w:t>
+        <w:t xml:space="preserve"> Cuando Ahías escuchó los pasos en la puerta, dijo: —Entra, esposa de Jeroboán. ¿Por qué finges ser otra persona? Tengo malas noticias para ti.</w:t>
       </w:r>
     </w:p>
     <w:p>
@@ -9494,7 +9494,7 @@
         <w:rPr>
           <w:lang w:val="es_ES" w:bidi="es_ES"/>
         </w:rPr>
-        <w:t xml:space="preserve"> Dile a Jeroboán este mensaje del Señor, el Dios de Israel: "Yo te saqué de entre la gente común y te hice rey de Israel.</w:t>
+        <w:t xml:space="preserve"> Dile a Jeroboán este mensaje del Señor, el Dios de Israel: “Yo te saqué de entre la gente común y te hice rey de Israel.</w:t>
       </w:r>
     </w:p>
     <w:p>
@@ -9578,7 +9578,7 @@
         <w:rPr>
           <w:lang w:val="es_ES" w:bidi="es_ES"/>
         </w:rPr>
-        <w:t xml:space="preserve"> Te prometo que los de tu familia que mueran en la ciudad serán devorados por los perros. Los que mueran en el campo serán devorados por las aves de rapiña. Yo, el Señor, lo declaro".</w:t>
+        <w:t xml:space="preserve"> Te prometo que los de tu familia que mueran en la ciudad serán devorados por los perros. Los que mueran en el campo serán devorados por las aves de rapiña. Yo, el Señor, lo declaro”.</w:t>
       </w:r>
     </w:p>
     <w:p>
@@ -9599,7 +9599,7 @@
         <w:rPr>
           <w:lang w:val="es_ES" w:bidi="es_ES"/>
         </w:rPr>
-        <w:t xml:space="preserve"> Entonces Ahías le dijo a la esposa de Jeroboán:—Regresa a tu casa. Cuando entres en la ciudad, tu hijo morirá.</w:t>
+        <w:t xml:space="preserve"> Entonces Ahías le dijo a la esposa de Jeroboán: —Regresa a tu casa. Cuando entres en la ciudad, tu hijo morirá.</w:t>
       </w:r>
     </w:p>
     <w:p>
@@ -10413,7 +10413,7 @@
         <w:rPr>
           <w:lang w:val="es_ES" w:bidi="es_ES"/>
         </w:rPr>
-        <w:t xml:space="preserve"> «Hagamos un pacto entre nosotros, como lo hicieron nuestros padres. Te envío oro y plata como regalo. Rompe tu alianza con Basá, el rey de Israel, para que se retire de mi territorio y me deje en paz».</w:t>
+        <w:t xml:space="preserve"> «Hagamos un pacto entre nosotros, como lo hicieron nuestros padres. Te envío oro y plata como regalo. Rompe tu alianza con Basá, el rey de Israel, para que se retire de mi territorio y me deje en paz”.</w:t>
       </w:r>
     </w:p>
     <w:p>
@@ -10822,13 +10822,13 @@
           <w:vertAlign w:val="superscript"/>
           <w:lang w:val="es_ES" w:bidi="es_ES"/>
         </w:rPr>
-        <w:t>7</w:t>
-      </w:r>
-      <w:r>
-        <w:rPr>
-          <w:lang w:val="es_ES" w:bidi="es_ES"/>
-        </w:rPr>
-        <w:t xml:space="preserve"> Los perros devorarán los cadáveres de tu familia en las calles de la ciudad. Las aves del cielo consumirán a quienes perezcan en el campo.El resto de la historia de Basá, sus obras y proezas, se encuentran en el libro de las crónicas de los reyes de Israel. Basá descansó con sus antepasados y recibió sepultura en Tirsá. Su hijo Elá tomó el trono después de él. El Señor habló por medio del profeta Jehú, hijo de Jananí, contra Basá y su dinastía. Basá actuó con maldad ante los ojos del Señor. Provocó su ira con las obras de sus manos. Imitó a la familia de Jeroboán, a pesar de que él mismo la había exterminado.</w:t>
+        <w:t>4-7</w:t>
+      </w:r>
+      <w:r>
+        <w:rPr>
+          <w:lang w:val="es_ES" w:bidi="es_ES"/>
+        </w:rPr>
+        <w:t xml:space="preserve"> Los perros devorarán los cadáveres de tu familia en las calles de la ciudad. Las aves del cielo consumirán a quienes perezcan en el campo. El resto de la historia de Basá, sus obras y proezas, se encuentran en el libro de las crónicas de los reyes de Israel. Basá descansó con sus antepasados y recibió sepultura en Tirsá. Su hijo Elá tomó el trono después de él. El Señor habló por medio del profeta Jehú, hijo de Jananí, contra Basá y su dinastía. Basá actuó con maldad ante los ojos del Señor. Provocó su ira con las obras de sus manos. Imitó a la familia de Jeroboán, a pesar de que él mismo la había exterminado.</w:t>
       </w:r>
     </w:p>
     <w:p>
@@ -10990,13 +10990,13 @@
           <w:vertAlign w:val="superscript"/>
           <w:lang w:val="es_ES" w:bidi="es_ES"/>
         </w:rPr>
-        <w:t>16</w:t>
-      </w:r>
-      <w:r>
-        <w:rPr>
-          <w:lang w:val="es_ES" w:bidi="es_ES"/>
-        </w:rPr>
-        <w:t xml:space="preserve"> Asá llevaba 27 años reinando en Judá cuando Zimri tomó el trono de Israel.Zimri solo gobernó 7 días en Tirsá. Las tropas israelitas estaban atacando la ciudad filistea de Guibetón cuando se enteraron de que Zimri había asesinado al rey. Entonces nombraron como nuevo rey a Omrí, el jefe del ejército.</w:t>
+        <w:t>15-16</w:t>
+      </w:r>
+      <w:r>
+        <w:rPr>
+          <w:lang w:val="es_ES" w:bidi="es_ES"/>
+        </w:rPr>
+        <w:t xml:space="preserve"> Asá llevaba 27 años reinando en Judá cuando Zimri tomó el trono de Israel. Zimri solo gobernó 7 días en Tirsá. Las tropas israelitas estaban atacando la ciudad filistea de Guibetón cuando se enteraron de que Zimri había asesinado al rey. Entonces nombraron como nuevo rey a Omrí, el jefe del ejército.</w:t>
       </w:r>
     </w:p>
     <w:p>
@@ -11411,7 +11411,7 @@
         <w:rPr>
           <w:lang w:val="es_ES" w:bidi="es_ES"/>
         </w:rPr>
-        <w:t xml:space="preserve"> Elías, el profeta de Tisbé en Galaad, le dijo al rey Acab:—Yo sirvo al Señor, Dios de Israel. Tan cierto como que vive él, te aseguro que no habrá rocío ni lluvia en Israel por varios años. No lo habrá hasta que yo lo diga.</w:t>
+        <w:t xml:space="preserve"> Elías, el profeta de Tisbé en Galaad, le dijo al rey Acab: —Yo sirvo al Señor, Dios de Israel. Tan cierto como que vive él, te aseguro que no habrá rocío ni lluvia en Israel por varios años. No lo habrá hasta que yo lo diga.</w:t>
       </w:r>
     </w:p>
     <w:p>
@@ -11552,13 +11552,13 @@
           <w:vertAlign w:val="superscript"/>
           <w:lang w:val="es_ES" w:bidi="es_ES"/>
         </w:rPr>
-        <w:t>9</w:t>
-      </w:r>
-      <w:r>
-        <w:rPr>
-          <w:lang w:val="es_ES" w:bidi="es_ES"/>
-        </w:rPr>
-        <w:t xml:space="preserve"> Entonces el Señor le dijo:—Ve a vivir al pueblo de Sarepta, que está cerca de Sidón. Allí vive una viuda a quien le he dado la orden de que te dé comida.</w:t>
+        <w:t>8-9</w:t>
+      </w:r>
+      <w:r>
+        <w:rPr>
+          <w:lang w:val="es_ES" w:bidi="es_ES"/>
+        </w:rPr>
+        <w:t xml:space="preserve"> Entonces el Señor le dijo: —Ve a vivir al pueblo de Sarepta, que está cerca de Sidón. Allí vive una viuda a quien le he dado la orden de que te dé comida.</w:t>
       </w:r>
     </w:p>
     <w:p>
@@ -11600,7 +11600,7 @@
         <w:rPr>
           <w:lang w:val="es_ES" w:bidi="es_ES"/>
         </w:rPr>
-        <w:t xml:space="preserve"> Mientras ella iba a buscarla, Elías la llamó y le dijo:—Por favor, tráeme también un pedazo de pan.</w:t>
+        <w:t xml:space="preserve"> Mientras ella iba a buscarla, Elías la llamó y le dijo: —Por favor, tráeme también un pedazo de pan.</w:t>
       </w:r>
     </w:p>
     <w:p>
@@ -11621,7 +11621,7 @@
         <w:rPr>
           <w:lang w:val="es_ES" w:bidi="es_ES"/>
         </w:rPr>
-        <w:t xml:space="preserve"> Ella le respondió:—Tan cierto como que el Señor tu Dios vive, te aseguro que no tengo ni un pedazo de pan. Solo me queda un poco de harina en la tinaja y un poco de aceite en la jarra. Estaba juntando leña para preparar la última comida para mi hijo y para mí. Después de comerla, solo nos quedará morir de hambre.</w:t>
+        <w:t xml:space="preserve"> Ella le respondió: —Tan cierto como que el Señor tu Dios vive, te aseguro que no tengo ni un pedazo de pan. Solo me queda un poco de harina en la tinaja y un poco de aceite en la jarra. Estaba juntando leña para preparar la última comida para mi hijo y para mí. Después de comerla, solo nos quedará morir de hambre.</w:t>
       </w:r>
     </w:p>
     <w:p>
@@ -11642,7 +11642,7 @@
         <w:rPr>
           <w:lang w:val="es_ES" w:bidi="es_ES"/>
         </w:rPr>
-        <w:t xml:space="preserve"> Elías le dijo:—No tengas miedo. Ve y haz lo que dijiste. Pero primero prepárame un pan pequeño con lo que tienes y tráemelo. Después prepara algo para ti y para tu hijo.</w:t>
+        <w:t xml:space="preserve"> Elías le dijo: —No tengas miedo. Ve y haz lo que dijiste. Pero primero prepárame un pan pequeño con lo que tienes y tráemelo. Después prepara algo para ti y para tu hijo.</w:t>
       </w:r>
     </w:p>
     <w:p>
@@ -11663,7 +11663,7 @@
         <w:rPr>
           <w:lang w:val="es_ES" w:bidi="es_ES"/>
         </w:rPr>
-        <w:t xml:space="preserve"> El Señor, Dios de Israel, dice: "La harina de tu tinaja y el aceite de tu jarra no se acabarán. Los habrá hasta el día en que el Señor envíe lluvia sobre la tierra".</w:t>
+        <w:t xml:space="preserve"> El Señor, Dios de Israel, dice: “La harina de tu tinaja y el aceite de tu jarra no se acabarán. Los habrá hasta el día en que el Señor envíe lluvia sobre la tierra”.</w:t>
       </w:r>
     </w:p>
     <w:p>
@@ -11747,7 +11747,7 @@
         <w:rPr>
           <w:lang w:val="es_ES" w:bidi="es_ES"/>
         </w:rPr>
-        <w:t xml:space="preserve"> Entonces ella le dijo a Elías:—¡Hombre de Dios! ¿Qué me has hecho? ¿Viniste aquí para recordarle a Dios mis pecados y hacer que mi hijo muriera?</w:t>
+        <w:t xml:space="preserve"> Entonces ella le dijo a Elías: —¡Hombre de Dios! ¿Qué me has hecho? ¿Viniste aquí para recordarle a Dios mis pecados y hacer que mi hijo muriera?</w:t>
       </w:r>
     </w:p>
     <w:p>
@@ -11768,7 +11768,7 @@
         <w:rPr>
           <w:lang w:val="es_ES" w:bidi="es_ES"/>
         </w:rPr>
-        <w:t xml:space="preserve"> Elías le respondió:—Dame a tu hijo.Elías tomó al niño de los brazos de su madre. Lo llevó al cuarto de arriba donde él vivía y lo acostó en su cama.</w:t>
+        <w:t xml:space="preserve"> Elías le respondió: —Dame a tu hijo. Elías tomó al niño de los brazos de su madre. Lo llevó al cuarto de arriba donde él vivía y lo acostó en su cama.</w:t>
       </w:r>
     </w:p>
     <w:p>
@@ -11810,7 +11810,7 @@
         <w:rPr>
           <w:lang w:val="es_ES" w:bidi="es_ES"/>
         </w:rPr>
-        <w:t xml:space="preserve"> Después se acostó encima del niño 3 veces y le rogó al Señor:—¡Señor, Dios mío, haz que este niño vuelva a vivir!</w:t>
+        <w:t xml:space="preserve"> Después se acostó encima del niño 3 veces y le rogó al Señor: —¡Señor, Dios mío, haz que este niño vuelva a vivir!</w:t>
       </w:r>
     </w:p>
     <w:p>
@@ -11852,7 +11852,7 @@
         <w:rPr>
           <w:lang w:val="es_ES" w:bidi="es_ES"/>
         </w:rPr>
-        <w:t xml:space="preserve"> Elías bajó con el niño y se lo dio a su madre. Le dijo:—Tu hijo está vivo.</w:t>
+        <w:t xml:space="preserve"> Elías bajó con el niño y se lo dio a su madre. Le dijo: —Tu hijo está vivo.</w:t>
       </w:r>
     </w:p>
     <w:p>
@@ -11873,7 +11873,7 @@
         <w:rPr>
           <w:lang w:val="es_ES" w:bidi="es_ES"/>
         </w:rPr>
-        <w:t xml:space="preserve"> La mujer le respondió:—Ahora estoy completamente segura de que eres un profeta. Ya sé que las palabras que dices vienen del Señor.</w:t>
+        <w:t xml:space="preserve"> La mujer le respondió: —Ahora estoy completamente segura de que eres un profeta. Ya sé que las palabras que dices vienen del Señor.</w:t>
       </w:r>
     </w:p>
     <w:p>
@@ -11910,7 +11910,7 @@
         <w:rPr>
           <w:lang w:val="es_ES" w:bidi="es_ES"/>
         </w:rPr>
-        <w:t xml:space="preserve"> Tres años más tarde, el Señor le habló a Elías:—Ve a hablar con el rey Acab. Dile que muy pronto voy a enviar lluvia de nuevo.</w:t>
+        <w:t xml:space="preserve"> Pasados 3 años, el Señor le habló a Elías: —Ve a hablar con el rey Acab. Dile que muy pronto voy a enviar lluvia de nuevo.</w:t>
       </w:r>
     </w:p>
     <w:p>
@@ -11946,7 +11946,7 @@
           <w:vertAlign w:val="superscript"/>
           <w:lang w:val="es_ES" w:bidi="es_ES"/>
         </w:rPr>
-        <w:t>4</w:t>
+        <w:t>3-4</w:t>
       </w:r>
       <w:r>
         <w:rPr>
@@ -11973,7 +11973,7 @@
         <w:rPr>
           <w:lang w:val="es_ES" w:bidi="es_ES"/>
         </w:rPr>
-        <w:t xml:space="preserve"> Acab le había ordenado a Abdías:—Recorramos toda la tierra buscando arroyos y ríos. Quizás encontremos hierba para dar de comer a los caballos y las mulas. Así no tendremos que dejarlos morir de hambre.</w:t>
+        <w:t xml:space="preserve"> Acab le había ordenado a Abdías: —Recorramos toda la tierra buscando arroyos y ríos. Quizá encontremos hierba para dar de comer a los caballos y las mulas. Así no tendremos que dejarlos morir de hambre.</w:t>
       </w:r>
     </w:p>
     <w:p>
@@ -12015,7 +12015,7 @@
         <w:rPr>
           <w:lang w:val="es_ES" w:bidi="es_ES"/>
         </w:rPr>
-        <w:t xml:space="preserve"> De pronto, Abdías vio que Elías venía hacia él. Lo reconoció inmediatamente y se postró delante de él.—¿Eres tú, mi señor Elías? —le preguntó.</w:t>
+        <w:t xml:space="preserve"> De pronto, Abdías vio que Elías venía hacia él. Lo reconoció inmediatamente y se postró delante de él. —¿Eres tú, mi señor Elías? —le preguntó.</w:t>
       </w:r>
     </w:p>
     <w:p>
@@ -12141,7 +12141,7 @@
         <w:rPr>
           <w:lang w:val="es_ES" w:bidi="es_ES"/>
         </w:rPr>
-        <w:t xml:space="preserve"> Cuando Jezabel quiso matar a los profetas del Señor, yo escondí a cien de 100 en 2 cuevas. Les llevé comida y agua. ¿No te lo contaron?</w:t>
+        <w:t xml:space="preserve"> Cuando Jezabel quiso matar a los profetas del Señor, yo escondí a 100 de ellos en 2 cuevas. Les llevé comida y agua. ¿No te lo contaron?</w:t>
       </w:r>
     </w:p>
     <w:p>
@@ -12183,7 +12183,7 @@
         <w:rPr>
           <w:lang w:val="es_ES" w:bidi="es_ES"/>
         </w:rPr>
-        <w:t xml:space="preserve"> Pero Elías le respondió:—Te juro por el Señor Todopoderoso, a quien sirvo, que hoy mismo me presentaré ante Acab.</w:t>
+        <w:t xml:space="preserve"> Pero Elías le respondió: —Te juro por el Señor Todopoderoso, a quien sirvo, que hoy mismo me presentaré ante Acab.</w:t>
       </w:r>
     </w:p>
     <w:p>
@@ -12225,7 +12225,7 @@
         <w:rPr>
           <w:lang w:val="es_ES" w:bidi="es_ES"/>
         </w:rPr>
-        <w:t xml:space="preserve"> Cuando Acab vio a Elías, le gritó:—¡Así que tú eres el que le ha traído esta desgracia a Israel!</w:t>
+        <w:t xml:space="preserve"> Cuando Acab vio a Elías, le gritó: —¡Así que tú eres el que le ha traído esta desgracia a Israel!</w:t>
       </w:r>
     </w:p>
     <w:p>
@@ -12309,7 +12309,7 @@
         <w:rPr>
           <w:lang w:val="es_ES" w:bidi="es_ES"/>
         </w:rPr>
-        <w:t xml:space="preserve"> Cuando llegaron, Elías se paró frente a todos y les dijo:—¿Hasta cuándo van a estar indecisos? Si el Señor es Dios, síganlo a él. Pero si Baal es Dios, sigan a Baal.</w:t>
+        <w:t xml:space="preserve"> Cuando llegaron, Elías se paró frente a todos y les dijo: —¿Hasta cuándo van a estar indecisos? Si el Señor es Dios, síganlo a él. Pero si Baal es Dios, sigan a Baal.</w:t>
       </w:r>
     </w:p>
     <w:p>
@@ -12330,7 +12330,7 @@
         <w:rPr>
           <w:lang w:val="es_ES" w:bidi="es_ES"/>
         </w:rPr>
-        <w:t xml:space="preserve"> El pueblo no respondió nada. Entonces Elías continuó:—Yo soy el único profeta del Señor que queda, pero Baal tiene 450 profetas.</w:t>
+        <w:t xml:space="preserve"> El pueblo no respondió nada. Entonces Elías continuó: —Yo soy el único profeta del Señor que queda, pero Baal tiene 450 profetas.</w:t>
       </w:r>
     </w:p>
     <w:p>
@@ -12372,7 +12372,7 @@
         <w:rPr>
           <w:lang w:val="es_ES" w:bidi="es_ES"/>
         </w:rPr>
-        <w:t xml:space="preserve"> Luego ustedes invocarán a su dios, y yo invocaré al Señor. El dios que responda enviando fuego para quemar la ofrenda, ese es el verdadero Dios.Todo el pueblo estuvo de acuerdo.</w:t>
+        <w:t xml:space="preserve"> Luego ustedes invocarán a su dios, y yo invocaré al Señor. El dios que responda enviando fuego para quemar la ofrenda, ese es el verdadero Dios. Todo el pueblo estuvo de acuerdo.</w:t>
       </w:r>
     </w:p>
     <w:p>
@@ -12393,7 +12393,7 @@
         <w:rPr>
           <w:lang w:val="es_ES" w:bidi="es_ES"/>
         </w:rPr>
-        <w:t xml:space="preserve"> Entonces Elías les dijo a los profetas de Baal:—Empiecen ustedes, ya que son más. Escojan un toro, prepárenlo e invoquen a su dios. Pero no prendan fuego.</w:t>
+        <w:t xml:space="preserve"> Entonces Elías les dijo a los profetas de Baal: —Empiecen ustedes, ya que son más. Escojan un toro, prepárenlo e invoquen a su dios. Pero no prendan fuego.</w:t>
       </w:r>
     </w:p>
     <w:p>
@@ -12414,7 +12414,7 @@
         <w:rPr>
           <w:lang w:val="es_ES" w:bidi="es_ES"/>
         </w:rPr>
-        <w:t xml:space="preserve"> Prepararon uno de los terneros y lo pusieron sobre el altar. Durante toda la mañana estuvieron gritando el nombre de Baal. Daban saltos alrededor del altar que habían hecho.—¡Baal, respóndenos! —gritaban.Pero no hubo ninguna respuesta.</w:t>
+        <w:t xml:space="preserve"> Prepararon uno de los terneros y lo pusieron sobre el altar. Durante toda la mañana estuvieron gritando el nombre de Baal. Daban saltos alrededor del altar que habían hecho. —¡Baal, respóndenos! —gritaban. Pero no hubo ninguna respuesta.</w:t>
       </w:r>
     </w:p>
     <w:p>
@@ -12435,7 +12435,7 @@
         <w:rPr>
           <w:lang w:val="es_ES" w:bidi="es_ES"/>
         </w:rPr>
-        <w:t xml:space="preserve"> Al mediodía, Elías comenzó a burlarse de ellos: —Griten más fuerte. Seguro que es un dios, pero tal vez está ocupado. Quizás está conversando con alguien, o pensando en sus asuntos, o de viaje. O a lo mejor está dormido y tienen que despertarlo.</w:t>
+        <w:t xml:space="preserve"> Al mediodía, Elías comenzó a burlarse de ellos: —Griten más fuerte. Seguro que es un dios, pero tal vez está ocupado. Quizá está conversando con alguien, o pensando en sus asuntos, o de viaje. O a lo mejor está dormido y tienen que despertarlo.</w:t>
       </w:r>
     </w:p>
     <w:p>
@@ -12498,7 +12498,7 @@
         <w:rPr>
           <w:lang w:val="es_ES" w:bidi="es_ES"/>
         </w:rPr>
-        <w:t xml:space="preserve"> Entonces Elías llamó al pueblo:—Acérquense.Todos se acercaron mientras él reparaba el altar del Señor que estaba destruido.</w:t>
+        <w:t xml:space="preserve"> Entonces Elías llamó al pueblo: —Acérquense. Todos se acercaron mientras él reparaba el altar del Señor que estaba destruido.</w:t>
       </w:r>
     </w:p>
     <w:p>
@@ -12561,7 +12561,7 @@
         <w:rPr>
           <w:lang w:val="es_ES" w:bidi="es_ES"/>
         </w:rPr>
-        <w:t xml:space="preserve"> Acomodó la leña sobre el altar. Cortó el becerro en pedazos y los puso sobre la leña. Luego dijo:—Llenen 4 cántaros con agua y derrámenla sobre el becerro y la leña.Después de que lo hicieron, les dijo:</w:t>
+        <w:t xml:space="preserve"> Acomodó la leña sobre el altar. Cortó el becerro en pedazos y los puso sobre la leña. Luego dijo: —Llenen 4 cántaros con agua y derrámenla sobre el becerro y la leña. Después de que lo hicieron, les dijo:</w:t>
       </w:r>
     </w:p>
     <w:p>
@@ -12582,7 +12582,7 @@
         <w:rPr>
           <w:lang w:val="es_ES" w:bidi="es_ES"/>
         </w:rPr>
-        <w:t xml:space="preserve"> —Háganlo otra vez.Y ellos lo hicieron.—Háganlo una vez más.Y ellos lo hicieron por tercera vez.</w:t>
+        <w:t xml:space="preserve"> —Háganlo otra vez. Y ellos lo hicieron. —Háganlo una vez más. Y ellos lo hicieron por tercera vez.</w:t>
       </w:r>
     </w:p>
     <w:p>
@@ -12624,7 +12624,7 @@
         <w:rPr>
           <w:lang w:val="es_ES" w:bidi="es_ES"/>
         </w:rPr>
-        <w:t xml:space="preserve"> Al llegar la hora del sacrificio de la tarde, Elías se acercó al altar y oró: —Señor, Dios de Abraham, Isaac e Israel, muestra hoy que tú eres el Dios de Israel y que yo soy tu siervo. Haz ver que he hecho todo esto porque tú me lo ordenaste.</w:t>
+        <w:t xml:space="preserve"> Al llegar la hora del sacrificio de la tarde, Elías se acercó al altar y oró: —Señor, Dios de Abraham, de Isaac y de Israel, muestra hoy que tú eres el Dios de Israel y que yo soy tu siervo. Haz ver que he hecho todo esto porque tú me lo ordenaste.</w:t>
       </w:r>
     </w:p>
     <w:p>
@@ -12687,7 +12687,7 @@
         <w:rPr>
           <w:lang w:val="es_ES" w:bidi="es_ES"/>
         </w:rPr>
-        <w:t xml:space="preserve"> Cuando la gente vio esto, se postró rostro en tierra y exclamó:—¡El Señor es Dios! ¡El Señor es Dios!</w:t>
+        <w:t xml:space="preserve"> Cuando la gente vio esto, se postró rostro en tierra y exclamó: —¡El Señor es Dios! ¡El Señor es Dios!</w:t>
       </w:r>
     </w:p>
     <w:p>
@@ -12708,7 +12708,7 @@
         <w:rPr>
           <w:lang w:val="es_ES" w:bidi="es_ES"/>
         </w:rPr>
-        <w:t xml:space="preserve"> Entonces Elías les ordenó:—¡Atrapen a todos los profetas de Baal! ¡Que no escape ninguno!Ellos los capturaron a todos. Elías los llevó al arroyo de Quisón, donde los mató.</w:t>
+        <w:t xml:space="preserve"> Entonces Elías les ordenó: —¡Atrapen a todos los profetas de Baal! ¡Que no escape ninguno! Ellos los capturaron a todos. Elías los llevó al arroyo de Quisón, donde los mató.</w:t>
       </w:r>
     </w:p>
     <w:p>
@@ -12729,7 +12729,7 @@
         <w:rPr>
           <w:lang w:val="es_ES" w:bidi="es_ES"/>
         </w:rPr>
-        <w:t xml:space="preserve"> Después, Elías le dijo a Acab:—Ve a comer y beber, porque ya escucho el ruido de una fuerte lluvia.</w:t>
+        <w:t xml:space="preserve"> Después, Elías le dijo a Acab: —Ve a comer y beber, porque ya escucho el ruido de una fuerte lluvia.</w:t>
       </w:r>
     </w:p>
     <w:p>
@@ -12771,7 +12771,7 @@
         <w:rPr>
           <w:lang w:val="es_ES" w:bidi="es_ES"/>
         </w:rPr>
-        <w:t xml:space="preserve"> Le dijo a su siervo:—Sube y mira hacia el mar.Él subió, miró y regresó para decirle:—No veo nada.Elías le ordenó:—Regresa a mirar 7 veces.</w:t>
+        <w:t xml:space="preserve"> Le dijo a su siervo: —Sube y mira hacia el mar. Él subió, miró y regresó para decirle: —No veo nada. Elías le ordenó: —Regresa a mirar 7 veces.</w:t>
       </w:r>
     </w:p>
     <w:p>
@@ -12792,7 +12792,7 @@
         <w:rPr>
           <w:lang w:val="es_ES" w:bidi="es_ES"/>
         </w:rPr>
-        <w:t xml:space="preserve"> Finalmente, a la séptima vez, el siervo le informó: —Veo una nube pequeña, del tamaño de una mano, que sube desde el mar.Entonces Elías le dijo:—Corre y dile a Acab que prepare su carro. Que baje de la montaña antes de que la lluvia lo detenga.</w:t>
+        <w:t xml:space="preserve"> Finalmente, a la séptima vez, el siervo le informó: —Veo una nube pequeña, del tamaño de una mano, que sube desde el mar. Entonces Elías le dijo: —Corre y dile a Acab que prepare su carro. Que baje de la montaña antes de que la lluvia lo detenga.</w:t>
       </w:r>
     </w:p>
     <w:p>
@@ -12892,7 +12892,7 @@
         <w:rPr>
           <w:lang w:val="es_ES" w:bidi="es_ES"/>
         </w:rPr>
-        <w:t xml:space="preserve"> Ella le envió este mensaje a Elías: «Que los dioses me castiguen si mañana a esta hora no te he matado, así como tú mataste a mis profetas».</w:t>
+        <w:t xml:space="preserve"> Ella le envió este mensaje a Elías: “Que los dioses me castiguen si mañana a esta hora no te he matado, así como tú mataste a mis profetas”.</w:t>
       </w:r>
     </w:p>
     <w:p>
@@ -12934,7 +12934,7 @@
         <w:rPr>
           <w:lang w:val="es_ES" w:bidi="es_ES"/>
         </w:rPr>
-        <w:t xml:space="preserve"> Luego caminó un día entero por el desierto hasta que se sentó bajo un arbusto. Estaba tan desanimado que deseaba morirse. Le dijo al Señor:—Ya no puedo más. Quítame la vida, porque no soy mejor que mis antepasados.</w:t>
+        <w:t xml:space="preserve"> Luego caminó un día entero por el desierto hasta que se sentó bajo un arbusto. Estaba tan desanimado que deseaba morirse. Le dijo al Señor: —Ya no puedo más. Quítame la vida, porque no soy mejor que mis antepasados.</w:t>
       </w:r>
     </w:p>
     <w:p>
@@ -12955,7 +12955,7 @@
         <w:rPr>
           <w:lang w:val="es_ES" w:bidi="es_ES"/>
         </w:rPr>
-        <w:t xml:space="preserve"> Después se acostó debajo del arbusto y se quedó dormido. De pronto, un ángel lo tocó y le dijo:—Levántate y come.</w:t>
+        <w:t xml:space="preserve"> Después se acostó debajo del arbusto y se quedó dormido. De pronto, un ángel lo tocó y le dijo: —Levántate y come.</w:t>
       </w:r>
     </w:p>
     <w:p>
@@ -12997,7 +12997,7 @@
         <w:rPr>
           <w:lang w:val="es_ES" w:bidi="es_ES"/>
         </w:rPr>
-        <w:t xml:space="preserve"> Pero el ángel del Señor regresó, lo tocó otra vez y le dijo:—Levántate y come, porque te espera un viaje muy largo.</w:t>
+        <w:t xml:space="preserve"> Pero el ángel del Señor regresó, lo tocó otra vez y le dijo: —Levántate y come, porque te espera un viaje muy largo.</w:t>
       </w:r>
     </w:p>
     <w:p>
@@ -13039,7 +13039,7 @@
         <w:rPr>
           <w:lang w:val="es_ES" w:bidi="es_ES"/>
         </w:rPr>
-        <w:t xml:space="preserve"> Cuando llegó, entró en una cueva para pasar la noche. Entonces el Señor le preguntó:—¿Qué haces aquí, Elías?</w:t>
+        <w:t xml:space="preserve"> Cuando llegó, entró en una cueva para pasar la noche. Entonces el Señor le preguntó: —¿Qué haces aquí, Elías?</w:t>
       </w:r>
     </w:p>
     <w:p>
@@ -13060,7 +13060,7 @@
         <w:rPr>
           <w:lang w:val="es_ES" w:bidi="es_ES"/>
         </w:rPr>
-        <w:t xml:space="preserve"> Elías respondió:—He servido con todo mi corazón al Señor Todopoderoso. Pero los israelitas han abandonado tu pacto. Han derribado tus altares y han asesinado a tus profetas. Solo quedo yo, y ahora también quieren matarme.</w:t>
+        <w:t xml:space="preserve"> Elías respondió: —He servido con todo mi corazón al Señor Todopoderoso. Pero los israelitas han abandonado tu pacto. Han derribado tus altares y han asesinado a tus profetas. Solo quedo yo, y ahora también quieren matarme.</w:t>
       </w:r>
     </w:p>
     <w:p>
@@ -13081,7 +13081,7 @@
         <w:rPr>
           <w:lang w:val="es_ES" w:bidi="es_ES"/>
         </w:rPr>
-        <w:t xml:space="preserve"> El Señor le dijo:—Sal y quédate de pie frente a mí en la montaña, porque voy a pasar por este lugar.En ese momento, un viento muy fuerte golpeó la montaña. El viento era tan poderoso que partía las rocas y destrozaba las montañas. Pero el Señor no estaba en el viento. Después del viento vino un terremoto, pero el Señor no estaba en el terremoto.</w:t>
+        <w:t xml:space="preserve"> El Señor le dijo: —Sal y quédate de pie frente a mí en la montaña, porque voy a pasar por este lugar. En ese momento, un viento muy fuerte golpeó la montaña. El viento era tan poderoso que partía las rocas y destrozaba las montañas. Pero el Señor no estaba en el viento. Después del viento vino un terremoto, pero el Señor no estaba en el terremoto.</w:t>
       </w:r>
     </w:p>
     <w:p>
@@ -13123,7 +13123,7 @@
         <w:rPr>
           <w:lang w:val="es_ES" w:bidi="es_ES"/>
         </w:rPr>
-        <w:t xml:space="preserve"> Cuando Elías lo oyó, se cubrió la cara con su manto. Salió de la cueva y se quedó de pie en la entrada. Una voz le preguntó:—¿Qué haces aquí, Elías?</w:t>
+        <w:t xml:space="preserve"> Cuando Elías lo oyó, se cubrió la cara con su manto. Salió de la cueva y se quedó de pie en la entrada. Una voz le preguntó: —¿Qué haces aquí, Elías?</w:t>
       </w:r>
     </w:p>
     <w:p>
@@ -13144,7 +13144,7 @@
         <w:rPr>
           <w:lang w:val="es_ES" w:bidi="es_ES"/>
         </w:rPr>
-        <w:t xml:space="preserve"> Elías volvió a responder:—He servido con todo mi corazón al Señor Todopoderoso. Pero los israelitas han abandonado tu pacto. Han derribado tus altares y han asesinado a tus profetas. Solo quedo yo, y ahora también quieren matarme.</w:t>
+        <w:t xml:space="preserve"> Elías volvió a responder: —He servido con todo mi corazón al Señor Todopoderoso. Pero los israelitas han abandonado tu pacto. Han derribado tus altares y han asesinado a tus profetas. Solo quedo yo, y ahora también quieren matarme.</w:t>
       </w:r>
     </w:p>
     <w:p>
@@ -13165,7 +13165,7 @@
         <w:rPr>
           <w:lang w:val="es_ES" w:bidi="es_ES"/>
         </w:rPr>
-        <w:t xml:space="preserve"> El Señor le dijo:—Regresa por el camino del desierto hasta Damasco. Cuando llegues allá, unge a Jazael como rey de Aram.</w:t>
+        <w:t xml:space="preserve"> El Señor le dijo: —Regresa por el camino del desierto hasta Damasco. Cuando llegues allá, unge a Jazael como rey de Aram.</w:t>
       </w:r>
     </w:p>
     <w:p>
@@ -13270,7 +13270,7 @@
         <w:rPr>
           <w:lang w:val="es_ES" w:bidi="es_ES"/>
         </w:rPr>
-        <w:t xml:space="preserve"> Eliseo dejó los bueyes, corrió detrás de Elías y le dijo:—Déjame ir a despedirme de mi papá y de mi mamá con un beso. Después te acompaño.Elías le contestó:—Está bien, ve. Pero no olvides lo que acabo de hacer contigo.</w:t>
+        <w:t xml:space="preserve"> Eliseo dejó los bueyes, corrió detrás de Elías y le dijo: —Déjame ir a despedirme de mi papá y de mi mamá con un beso. Después te acompaño. Elías le contestó: —Está bien, ve. Pero no olvides lo que acabo de hacer contigo.</w:t>
       </w:r>
     </w:p>
     <w:p>
@@ -13343,13 +13343,13 @@
           <w:vertAlign w:val="superscript"/>
           <w:lang w:val="es_ES" w:bidi="es_ES"/>
         </w:rPr>
-        <w:t>3</w:t>
-      </w:r>
-      <w:r>
-        <w:rPr>
-          <w:lang w:val="es_ES" w:bidi="es_ES"/>
-        </w:rPr>
-        <w:t xml:space="preserve"> Ben Adad envió mensajeros con este mensaje para Acab, el rey de Israel: «Tu plata y tu oro son míos, y también tus esposas y tus hijos hermosos».</w:t>
+        <w:t>2-3</w:t>
+      </w:r>
+      <w:r>
+        <w:rPr>
+          <w:lang w:val="es_ES" w:bidi="es_ES"/>
+        </w:rPr>
+        <w:t xml:space="preserve"> Ben Adad envió mensajeros con este mensaje para Acab, el rey de Israel: “Tu plata y tu oro son míos, y también tus esposas y tus hijos hermosos”.</w:t>
       </w:r>
     </w:p>
     <w:p>
@@ -13370,28 +13370,28 @@
         <w:rPr>
           <w:lang w:val="es_ES" w:bidi="es_ES"/>
         </w:rPr>
-        <w:t xml:space="preserve"> Acab le mandó esta respuesta: «Está bien, mi señor y rey. Yo soy tuyo, y todo lo que tengo también es tuyo».</w:t>
-      </w:r>
-    </w:p>
-    <w:p>
-      <w:pPr/>
-      <w:r>
-        <w:rPr>
-          <w:lang w:val="es_ES" w:bidi="es_ES"/>
-        </w:rPr>
-      </w:r>
-      <w:r>
-        <w:rPr>
-          <w:vertAlign w:val="superscript"/>
-          <w:lang w:val="es_ES" w:bidi="es_ES"/>
-        </w:rPr>
-        <w:t>6</w:t>
-      </w:r>
-      <w:r>
-        <w:rPr>
-          <w:lang w:val="es_ES" w:bidi="es_ES"/>
-        </w:rPr>
-        <w:t xml:space="preserve"> Pero los mensajeros de Ben Adad regresaron con otro mensaje: «No solo debes darme la plata, el oro, las esposas y los hijos. Mañana a esta misma hora enviaré a mis hombres a revisar tu palacio y las casas de tus funcionarios. Se llevarán todo lo que les parezca valioso».</w:t>
+        <w:t xml:space="preserve"> Acab le mandó esta respuesta: “Está bien, mi señor y rey. Yo soy tuyo, y todo lo que tengo también es tuyo”.</w:t>
+      </w:r>
+    </w:p>
+    <w:p>
+      <w:pPr/>
+      <w:r>
+        <w:rPr>
+          <w:lang w:val="es_ES" w:bidi="es_ES"/>
+        </w:rPr>
+      </w:r>
+      <w:r>
+        <w:rPr>
+          <w:vertAlign w:val="superscript"/>
+          <w:lang w:val="es_ES" w:bidi="es_ES"/>
+        </w:rPr>
+        <w:t>5-6</w:t>
+      </w:r>
+      <w:r>
+        <w:rPr>
+          <w:lang w:val="es_ES" w:bidi="es_ES"/>
+        </w:rPr>
+        <w:t xml:space="preserve"> Pero los mensajeros de Ben Adad regresaron con otro mensaje: “No solo debes darme la plata, el oro, las esposas y los hijos. Mañana a esta misma hora enviaré a mis hombres a revisar tu palacio y las casas de tus funcionarios. Se llevarán todo lo que les parezca valioso”.</w:t>
       </w:r>
     </w:p>
     <w:p>
@@ -13412,7 +13412,7 @@
         <w:rPr>
           <w:lang w:val="es_ES" w:bidi="es_ES"/>
         </w:rPr>
-        <w:t xml:space="preserve"> Entonces Acab reunió a todos sus consejeros y les dijo:—Miren cómo este hombre solo busca causarnos problemas. Ya le dije que podía quedarse con mis esposas, mis hijos, mi plata y mi oro, tal como me lo pidió.</w:t>
+        <w:t xml:space="preserve"> Entonces Acab reunió a todos sus consejeros y les dijo: —Miren cómo este hombre solo busca causarnos problemas. Ya le dije que podía quedarse con mis esposas, mis hijos, mi plata y mi oro, tal como me lo pidió.</w:t>
       </w:r>
     </w:p>
     <w:p>
@@ -13433,7 +13433,7 @@
         <w:rPr>
           <w:lang w:val="es_ES" w:bidi="es_ES"/>
         </w:rPr>
-        <w:t xml:space="preserve"> Los ancianos y todo el pueblo le aconsejaron:—No le des nada más. No aceptes su exigencia.</w:t>
+        <w:t xml:space="preserve"> Los ancianos y todo el pueblo le aconsejaron: —No le des nada más. No aceptes su exigencia.</w:t>
       </w:r>
     </w:p>
     <w:p>
@@ -13454,7 +13454,7 @@
         <w:rPr>
           <w:lang w:val="es_ES" w:bidi="es_ES"/>
         </w:rPr>
-        <w:t xml:space="preserve"> Entonces Acab les dijo a los mensajeros de Ben Adad: —Díganle a mi señor, el rey, que le daré lo que me pidió la primera vez, pero esto otro no lo haré.Los mensajeros regresaron y le llevaron la respuesta a Ben Adad.</w:t>
+        <w:t xml:space="preserve"> Entonces Acab les dijo a los mensajeros de Ben Adad: —Díganle a mi señor, el rey, que le daré lo que me pidió la primera vez, pero esto otro no lo haré. Los mensajeros regresaron y le llevaron la respuesta a Ben Adad.</w:t>
       </w:r>
     </w:p>
     <w:p>
@@ -13475,7 +13475,7 @@
         <w:rPr>
           <w:lang w:val="es_ES" w:bidi="es_ES"/>
         </w:rPr>
-        <w:t xml:space="preserve"> Entonces el rey de Aram le envió otro mensaje a Acab: «Que los dioses me castiguen duramente si dejo que quede polvo en Samaria. Ni quedará suficiente para que cada uno de mis soldados pueda agarrar un puñado».</w:t>
+        <w:t xml:space="preserve"> Entonces el rey de Aram le envió otro mensaje a Acab: “Que los dioses me castiguen duramente si dejo que quede polvo en Samaria. Ni quedará suficiente para que cada uno de mis soldados pueda agarrar un puñado”.</w:t>
       </w:r>
     </w:p>
     <w:p>
@@ -13496,7 +13496,7 @@
         <w:rPr>
           <w:lang w:val="es_ES" w:bidi="es_ES"/>
         </w:rPr>
-        <w:t xml:space="preserve"> El rey Acab le respondió con otro mensaje: «Que no presumas de victoria antes de pelear la batalla».</w:t>
+        <w:t xml:space="preserve"> El rey Acab le respondió con otro mensaje: “No presumas de victoria antes de pelear la batalla”.</w:t>
       </w:r>
     </w:p>
     <w:p>
@@ -13517,7 +13517,7 @@
         <w:rPr>
           <w:lang w:val="es_ES" w:bidi="es_ES"/>
         </w:rPr>
-        <w:t xml:space="preserve"> Este mensaje le llegó a Ben Adad mientras él y los otros reyes estaban bebiendo en su campamento.De inmediato, Ben Adad dio órdenes a su ejército:—¡Prepárense para atacar!Entonces se prepararon para atacar la ciudad.</w:t>
+        <w:t xml:space="preserve"> Este mensaje le llegó a Ben Adad mientras él y los otros reyes estaban bebiendo en su campamento. De inmediato, Ben Adad dio órdenes a su ejército: —¡Prepárense para atacar! Entonces se prepararon para atacar la ciudad.</w:t>
       </w:r>
     </w:p>
     <w:p>
@@ -13538,7 +13538,7 @@
         <w:rPr>
           <w:lang w:val="es_ES" w:bidi="es_ES"/>
         </w:rPr>
-        <w:t xml:space="preserve"> Un profeta se acercó al rey Acab y le dio este mensaje del Señor:—¿Ves a todos estos enemigos? Hoy te los entregaré, para que sepas que yo soy el Señor.</w:t>
+        <w:t xml:space="preserve"> Un profeta se acercó al rey Acab y le dio este mensaje del Señor: —¿Ves a todos estos enemigos? Hoy te los entregaré, para que sepas que yo soy el Señor.</w:t>
       </w:r>
     </w:p>
     <w:p>
@@ -13559,7 +13559,7 @@
         <w:rPr>
           <w:lang w:val="es_ES" w:bidi="es_ES"/>
         </w:rPr>
-        <w:t xml:space="preserve"> Acab le preguntó:—¿Cómo lo hará?El profeta le respondió:—El Señor dice que lo hará por medio de los jóvenes oficiales de los gobernadores de las provincias.Acab preguntó:—¿Quién comenzará el ataque?—Tú —respondió el profeta.</w:t>
+        <w:t xml:space="preserve"> Acab le preguntó: —¿Cómo lo hará? El profeta le respondió: —El Señor dice que lo hará por medio de los jóvenes oficiales de los gobernadores de las provincias. Acab preguntó: —¿Quién comenzará el ataque? —Tú —respondió el profeta.</w:t>
       </w:r>
     </w:p>
     <w:p>
@@ -13622,7 +13622,7 @@
         <w:rPr>
           <w:lang w:val="es_ES" w:bidi="es_ES"/>
         </w:rPr>
-        <w:t xml:space="preserve"> Cuando los centinelas de Ben Adad vieron que se acercaban, le avisaron:—Hay soldados que vienen hacia acá.</w:t>
+        <w:t xml:space="preserve"> Cuando los centinelas de Ben Adad vieron que se acercaban, le avisaron: —Hay soldados que vienen hacia acá.</w:t>
       </w:r>
     </w:p>
     <w:p>
@@ -13643,7 +13643,7 @@
         <w:rPr>
           <w:lang w:val="es_ES" w:bidi="es_ES"/>
         </w:rPr>
-        <w:t xml:space="preserve"> Ben Adad ordenó:—Captúrenlos vivos, no importa si vienen a pelear o a negociar la paz.</w:t>
+        <w:t xml:space="preserve"> Ben Adad ordenó: —Captúrenlos vivos, no importa si vienen a pelear o a negociar la paz.</w:t>
       </w:r>
     </w:p>
     <w:p>
@@ -13727,7 +13727,7 @@
         <w:rPr>
           <w:lang w:val="es_ES" w:bidi="es_ES"/>
         </w:rPr>
-        <w:t xml:space="preserve"> Después de la batalla, el profeta fue a ver al rey Acab y le dijo:—Prepara bien a tu ejército, porque el próximo año el rey de Aram volverá a atacarte.</w:t>
+        <w:t xml:space="preserve"> Después de la batalla, el profeta fue a ver al rey Acab y le dijo: —Prepara bien a tu ejército, porque el próximo año el rey de Aram volverá a atacarte.</w:t>
       </w:r>
     </w:p>
     <w:p>
@@ -13748,7 +13748,7 @@
         <w:rPr>
           <w:lang w:val="es_ES" w:bidi="es_ES"/>
         </w:rPr>
-        <w:t xml:space="preserve"> Mientras tanto, los consejeros del rey Ben Adad le dijeron:—El Dios de los israelitas es un dios de las montañas, por eso ellos ganaron. Pero si peleamos contra ellos en las llanuras, seguro los venceremos.</w:t>
+        <w:t xml:space="preserve"> Mientras tanto, los consejeros del rey Ben Adad le dijeron: —El Dios de los israelitas es un dios de las montañas, por eso ellos ganaron. Pero si peleamos contra ellos en las llanuras, seguro los venceremos.</w:t>
       </w:r>
     </w:p>
     <w:p>
@@ -13790,7 +13790,7 @@
         <w:rPr>
           <w:lang w:val="es_ES" w:bidi="es_ES"/>
         </w:rPr>
-        <w:t xml:space="preserve"> Luego organiza un ejército tan grande como el que perdiste. Consigue la misma cantidad de caballos, carros de guerra y soldados. Pelearemos contra ellos en las llanuras. Sin duda los derrotaremos.Ben Adad aceptó el consejo de sus consejeros.</w:t>
+        <w:t xml:space="preserve"> Luego organiza un ejército tan grande como el que perdiste. Consigue la misma cantidad de caballos, carros de guerra y soldados. Pelearemos contra ellos en las llanuras. Sin duda los derrotaremos. Ben Adad aceptó el consejo de sus consejeros.</w:t>
       </w:r>
     </w:p>
     <w:p>
@@ -13832,7 +13832,7 @@
         <w:rPr>
           <w:lang w:val="es_ES" w:bidi="es_ES"/>
         </w:rPr>
-        <w:t xml:space="preserve"> Acab también preparó a su ejército y organizó el abastecimiento de comida. Luego salió al encuentro del enemigo. El enorme ejército arameo cubría todo el campo. Los israelitas parecían dos pequeños rebaños de cabras comparados con ellos.</w:t>
+        <w:t xml:space="preserve"> Acab también preparó a su ejército y organizó el abastecimiento de comida. Luego salió al encuentro del enemigo. El enorme ejército arameo cubría todo el campo. Los israelitas parecían 2 pequeños rebaños de cabras comparados con ellos.</w:t>
       </w:r>
     </w:p>
     <w:p>
@@ -13853,7 +13853,7 @@
         <w:rPr>
           <w:lang w:val="es_ES" w:bidi="es_ES"/>
         </w:rPr>
-        <w:t xml:space="preserve"> Entonces un profeta se acercó al rey de Israel y le dio este mensaje del Señor:—Los arameos han dicho que el Señor es un dios de las montañas y no de las llanuras. Por eso yo entregaré en tus manos a todo este enorme ejército. Así ustedes sabrán que yo soy el Señor.</w:t>
+        <w:t xml:space="preserve"> Entonces un profeta se acercó al rey de Israel y le dio este mensaje del Señor: —Los arameos han dicho que el Señor es un dios de las montañas y no de las llanuras. Por eso yo entregaré en tus manos a todo este enorme ejército. Así ustedes sabrán que yo soy el Señor.</w:t>
       </w:r>
     </w:p>
     <w:p>
@@ -13916,7 +13916,7 @@
         <w:rPr>
           <w:lang w:val="es_ES" w:bidi="es_ES"/>
         </w:rPr>
-        <w:t xml:space="preserve"> Sus oficiales le dijeron:—Señor, hemos escuchado que los reyes de Israel son misericordiosos. Vistámonos con ropas ásperas y pongámonos cuerdas alrededor del cuello. Salgamos a ver si el rey Acab nos perdona la vida.</w:t>
+        <w:t xml:space="preserve"> Sus oficiales le dijeron: —Señor, hemos escuchado que los reyes de Israel son misericordiosos. Vistámonos con ropas ásperas y pongámonos cuerdas alrededor del cuello. Salgamos a ver si el rey Acab nos perdona la vida.</w:t>
       </w:r>
     </w:p>
     <w:p>
@@ -13937,7 +13937,7 @@
         <w:rPr>
           <w:lang w:val="es_ES" w:bidi="es_ES"/>
         </w:rPr>
-        <w:t xml:space="preserve"> Entonces fueron ante el rey de Israel y le rogaron:—Tu siervo Ben Adad te pide que le perdones la vida.—¿Todavía está vivo? —preguntó el rey de Israel—. Es mi hermano.</w:t>
+        <w:t xml:space="preserve"> Entonces fueron ante el rey de Israel y le rogaron: —Tu siervo Ben Adad te pide que le perdones la vida. —¿Todavía está vivo? —preguntó el rey de Israel—. Es mi hermano.</w:t>
       </w:r>
     </w:p>
     <w:p>
@@ -13958,7 +13958,7 @@
         <w:rPr>
           <w:lang w:val="es_ES" w:bidi="es_ES"/>
         </w:rPr>
-        <w:t xml:space="preserve"> Los hombres tomaron esto como una señal de esperanza y respondieron enseguida:—¡Sí, Ben Adad es tu hermano!—Vayan y tráiganlo —ordenó el rey de Israel.Cuando Ben Adad llegó, Acab lo invitó a subir a su carro de guerra.</w:t>
+        <w:t xml:space="preserve"> Los hombres tomaron esto como una señal de esperanza y respondieron enseguida: —¡Sí, Ben Adad es tu hermano! —Vayan y tráiganlo —ordenó el rey de Israel. Cuando Ben Adad llegó, Acab lo invitó a subir a su carro de guerra.</w:t>
       </w:r>
     </w:p>
     <w:p>
@@ -13979,7 +13979,7 @@
         <w:rPr>
           <w:lang w:val="es_ES" w:bidi="es_ES"/>
         </w:rPr>
-        <w:t xml:space="preserve"> Ben Adad le dijo:—Te devolveré las ciudades que mi padre le quitó al tuyo. Podrás establecer zonas de comercio en Damasco, tal como mi padre las estableció en Samaria.Acab le contestó:—Bajo esas condiciones, te dejaré en libertad.De esta manera, Acab hizo un tratado con Ben Adad y lo dejó ir.</w:t>
+        <w:t xml:space="preserve"> Ben Adad le dijo: —Te devolveré las ciudades que mi padre le quitó al tuyo. Podrás establecer zonas de comercio en Damasco, tal como mi padre las estableció en Samaria. Acab le contestó: —Bajo esas condiciones, te dejaré en libertad. De esta manera, Acab hizo un tratado con Ben Adad y lo dejó ir.</w:t>
       </w:r>
     </w:p>
     <w:p>
@@ -14000,7 +14000,7 @@
         <w:rPr>
           <w:lang w:val="es_ES" w:bidi="es_ES"/>
         </w:rPr>
-        <w:t xml:space="preserve"> Mientras tanto, el Señor le habló a uno de los profetas para que le dijera a otro hombre:—¡Golpéame!Pero el hombre se negó a hacerlo.</w:t>
+        <w:t xml:space="preserve"> Mientras tanto, el Señor le habló a uno de los profetas para que le dijera a otro hombre: —¡Golpéame! Pero el hombre se negó a hacerlo.</w:t>
       </w:r>
     </w:p>
     <w:p>
@@ -14021,7 +14021,7 @@
         <w:rPr>
           <w:lang w:val="es_ES" w:bidi="es_ES"/>
         </w:rPr>
-        <w:t xml:space="preserve"> Entonces el profeta le dijo:—Como no obedeciste la voz del Señor, un león te matará en cuanto me vaya.Y cuando el profeta se fue, un león atacó al hombre y lo mató.</w:t>
+        <w:t xml:space="preserve"> Entonces el profeta le dijo: —Como no obedeciste la voz del Señor, un león te matará en cuanto me vaya. Y cuando el profeta se fue, un león atacó al hombre y lo mató.</w:t>
       </w:r>
     </w:p>
     <w:p>
@@ -14042,7 +14042,7 @@
         <w:rPr>
           <w:lang w:val="es_ES" w:bidi="es_ES"/>
         </w:rPr>
-        <w:t xml:space="preserve"> El profeta se acercó a otro hombre y le dijo:—¡Golpéame!Este lo golpeó y lo dejó herido.</w:t>
+        <w:t xml:space="preserve"> El profeta se acercó a otro hombre y le dijo: —¡Golpéame! Este lo golpeó y lo dejó herido.</w:t>
       </w:r>
     </w:p>
     <w:p>
@@ -14084,7 +14084,7 @@
         <w:rPr>
           <w:lang w:val="es_ES" w:bidi="es_ES"/>
         </w:rPr>
-        <w:t xml:space="preserve"> Cuando el rey pasó, el profeta lo llamó y le dijo:—Señor, yo estaba en medio de la batalla cuando un hombre me trajo un prisionero. Me dijo: "Cuida a este hombre. Si escapa, morirás o deberás pagarme 30.000 monedas de plata".</w:t>
+        <w:t xml:space="preserve"> Cuando el rey pasó, el profeta lo llamó y le dijo: —Señor, yo estaba en medio de la batalla cuando un hombre me trajo un prisionero. Me dijo: “Cuida a este hombre. Si escapa, morirás o deberás pagarme 30.000 monedas de plata”.</w:t>
       </w:r>
     </w:p>
     <w:p>
@@ -14105,7 +14105,7 @@
         <w:rPr>
           <w:lang w:val="es_ES" w:bidi="es_ES"/>
         </w:rPr>
-        <w:t xml:space="preserve"> Pero mientras estaba ocupado en otra cosa, el prisionero se escapó.—Bueno, es tu responsabilidad —respondió el rey—. Tendrás que pagar.</w:t>
+        <w:t xml:space="preserve"> Pero mientras estaba ocupado en otra cosa, el prisionero se escapó. —Bueno, es tu responsabilidad —respondió el rey—. Tendrás que pagar.</w:t>
       </w:r>
     </w:p>
     <w:p>
@@ -14147,7 +14147,7 @@
         <w:rPr>
           <w:lang w:val="es_ES" w:bidi="es_ES"/>
         </w:rPr>
-        <w:t xml:space="preserve"> El profeta le dijo:—El Señor ha dicho: "Has perdonado la vida del hombre que yo dije que debía morir. Por eso, tú morirás en su lugar, y tu pueblo en lugar del suyo".</w:t>
+        <w:t xml:space="preserve"> El profeta le dijo: —El Señor ha dicho: “Has perdonado la vida del hombre que yo dije que debía morir. Por eso, tú morirás en su lugar, y tu pueblo en lugar del suyo”.</w:t>
       </w:r>
     </w:p>
     <w:p>
@@ -14226,7 +14226,7 @@
         <w:rPr>
           <w:lang w:val="es_ES" w:bidi="es_ES"/>
         </w:rPr>
-        <w:t xml:space="preserve"> Un día el rey se acercó y le pidió que le vendiera su viñedo.—Quiero hacer ahí un huerto —le explicó el rey—. Está junto a mi palacio. Puedo darte un terreno mejor para que plantes otro viñedo. O si prefieres, te pagaré lo que me pidas.</w:t>
+        <w:t xml:space="preserve"> Un día el rey se acercó y le pidió que le vendiera su viñedo. —Quiero hacer ahí un huerto —le explicó el rey—. Está junto a mi palacio. Puedo darte un terreno mejor para que plantes otro viñedo. O si prefieres, te pagaré lo que me pidas.</w:t>
       </w:r>
     </w:p>
     <w:p>
@@ -14247,7 +14247,7 @@
         <w:rPr>
           <w:lang w:val="es_ES" w:bidi="es_ES"/>
         </w:rPr>
-        <w:t xml:space="preserve"> Pero Nabot respondió:—Eso nunca sucederá. Dios me libre de vender la propiedad que ha sido de mi familia durante generaciones.</w:t>
+        <w:t xml:space="preserve"> Pero Nabot respondió: —Eso nunca sucederá. Dios me libre de vender la propiedad que ha sido de mi familia durante generaciones.</w:t>
       </w:r>
     </w:p>
     <w:p>
@@ -14373,7 +14373,7 @@
         <w:rPr>
           <w:lang w:val="es_ES" w:bidi="es_ES"/>
         </w:rPr>
-        <w:t xml:space="preserve"> La carta decía: «Proclamen un ayuno y coloquen a Nabot en un lugar destacado frente al pueblo.</w:t>
+        <w:t xml:space="preserve"> La carta decía: “Proclamen un ayuno y coloquen a Nabot en un lugar destacado frente al pueblo.</w:t>
       </w:r>
     </w:p>
     <w:p>
@@ -14394,7 +14394,7 @@
         <w:rPr>
           <w:lang w:val="es_ES" w:bidi="es_ES"/>
         </w:rPr>
-        <w:t xml:space="preserve"> Busquen a 2 personas que lo acusen de blasfemia contra Dios y de maldecir al rey. Luego llévenlo afuera y mátenlo a pedradas».</w:t>
+        <w:t xml:space="preserve"> Busquen a 2 personas que lo acusen de blasfemia contra Dios y de maldecir al rey. Luego llévenlo afuera y mátenlo a pedradas”.</w:t>
       </w:r>
     </w:p>
     <w:p>
@@ -14457,7 +14457,7 @@
         <w:rPr>
           <w:lang w:val="es_ES" w:bidi="es_ES"/>
         </w:rPr>
-        <w:t xml:space="preserve"> Dos hombres malvados lo acusaron de maldecir a Dios y al rey. Luego llevaron a Nabot fuera de la ciudad y lo apedrearon hasta matarlo.</w:t>
+        <w:t xml:space="preserve"> Se presentaron 2 hombres malvados que lo acusaron de maldecir a Dios y al rey. Luego llevaron a Nabot fuera de la ciudad y lo apedrearon hasta matarlo.</w:t>
       </w:r>
     </w:p>
     <w:p>
@@ -14499,7 +14499,7 @@
         <w:rPr>
           <w:lang w:val="es_ES" w:bidi="es_ES"/>
         </w:rPr>
-        <w:t xml:space="preserve"> Cuando Jezabel recibió la noticia, le dijo a Acab:—Nabot no quiso venderte su viñedo. Pues ahora puedes quedártelo sin pagar nada, porque ya murió.</w:t>
+        <w:t xml:space="preserve"> Cuando Jezabel recibió la noticia, le dijo a Acab: —Nabot no quiso venderte su viñedo. Pues ahora puedes quedártelo sin pagar nada, porque ya murió.</w:t>
       </w:r>
     </w:p>
     <w:p>
@@ -14583,7 +14583,7 @@
         <w:rPr>
           <w:lang w:val="es_ES" w:bidi="es_ES"/>
         </w:rPr>
-        <w:t xml:space="preserve"> Dale este mensaje de mi parte: "¿No te bastó con matar a Nabot? ¿También vas a robarle? Por eso los perros lamerán tu sangre en las afueras de la ciudad, tal como lamieron la sangre de Nabot".</w:t>
+        <w:t xml:space="preserve"> Dale este mensaje de mi parte: "¿No te bastó con matar a Nabot? ¿También vas a robarle? Por eso los perros lamerán tu sangre en las afueras de la ciudad, tal como lamieron la sangre de Nabot”.</w:t>
       </w:r>
     </w:p>
     <w:p>
@@ -14604,7 +14604,7 @@
         <w:rPr>
           <w:lang w:val="es_ES" w:bidi="es_ES"/>
         </w:rPr>
-        <w:t xml:space="preserve"> Cuando Acab vio a Elías, exclamó:—¡Me has encontrado, enemigo mío!—Sí —respondió Elías—. He venido porque no haces más que provocar al Señor haciendo lo que es malo.</w:t>
+        <w:t xml:space="preserve"> Cuando Acab vio a Elías, exclamó: —¡Me has encontrado, enemigo mío! —Sí —respondió Elías—. He venido porque no haces más que provocar al Señor haciendo lo que es malo.</w:t>
       </w:r>
     </w:p>
     <w:p>
@@ -14872,7 +14872,7 @@
         <w:rPr>
           <w:lang w:val="es_ES" w:bidi="es_ES"/>
         </w:rPr>
-        <w:t xml:space="preserve"> Acab les preguntó a sus oficiales:—¿Saben que los arameos todavía tienen nuestra ciudad de Ramot de Galaad? Y nosotros aquí sin hacer nada para recuperarla.</w:t>
+        <w:t xml:space="preserve"> Acab les preguntó a sus oficiales: —¿Saben que los arameos todavía tienen nuestra ciudad de Ramot de Galaad? Y nosotros aquí sin hacer nada para recuperarla.</w:t>
       </w:r>
     </w:p>
     <w:p>
@@ -14893,7 +14893,7 @@
         <w:rPr>
           <w:lang w:val="es_ES" w:bidi="es_ES"/>
         </w:rPr>
-        <w:t xml:space="preserve"> Luego le preguntó a Josafat:—¿Vendrás conmigo a pelear para recuperar Ramot de Galaad?Josafat, el rey de Judá, le contestó:—Claro que sí. Cuenta conmigo como si fuera uno contigo. Mi gente está lista para ayudarte, y mis caballos también están a tu disposición.</w:t>
+        <w:t xml:space="preserve"> Luego le preguntó a Josafat: —¿Vendrás conmigo a pelear para recuperar Ramot de Galaad? Josafat, el rey de Judá, le contestó: —Claro que sí. Cuenta conmigo como si fuera uno contigo. Mi gente está lista para ayudarte, y mis caballos también están a tu disposición.</w:t>
       </w:r>
     </w:p>
     <w:p>
@@ -14914,7 +14914,7 @@
         <w:rPr>
           <w:lang w:val="es_ES" w:bidi="es_ES"/>
         </w:rPr>
-        <w:t xml:space="preserve"> Pero añadió:—Antes debemos preguntarle al Señor qué quiere que hagamos.</w:t>
+        <w:t xml:space="preserve"> Pero añadió: —Antes debemos preguntarle al Señor qué quiere que hagamos.</w:t>
       </w:r>
     </w:p>
     <w:p>
@@ -14935,7 +14935,7 @@
         <w:rPr>
           <w:lang w:val="es_ES" w:bidi="es_ES"/>
         </w:rPr>
-        <w:t xml:space="preserve"> El rey Acab reunió a sus 400 profetas y les preguntó:—¿Atacamos Ramot de Galaad?Ellos respondieron:—Sí, ataquen, porque el Señor les dará la victoria.</w:t>
+        <w:t xml:space="preserve"> El rey Acab reunió a sus 400 profetas y les preguntó: —¿Atacamos Ramot de Galaad? Ellos respondieron: —Sí, ataquen, porque el Señor les dará la victoria.</w:t>
       </w:r>
     </w:p>
     <w:p>
@@ -14956,7 +14956,7 @@
         <w:rPr>
           <w:lang w:val="es_ES" w:bidi="es_ES"/>
         </w:rPr>
-        <w:t xml:space="preserve"> Pero Josafat preguntó:—¿No hay aquí algún profeta del Señor al que podamos consultar?</w:t>
+        <w:t xml:space="preserve"> Pero Josafat preguntó: —¿No hay aquí algún profeta del Señor al que podamos consultar?</w:t>
       </w:r>
     </w:p>
     <w:p>
@@ -14977,7 +14977,7 @@
         <w:rPr>
           <w:lang w:val="es_ES" w:bidi="es_ES"/>
         </w:rPr>
-        <w:t xml:space="preserve"> —Sí hay uno —dijo el rey Acab—. Pero lo odio porque nunca me anuncia nada bueno, solo cosas malas. Se llama Micaías, hijo de Imlá.—Vamos —respondió Josafat—, no hables así.</w:t>
+        <w:t xml:space="preserve"> —Sí hay uno —dijo el rey Acab—. Pero lo odio porque nunca me anuncia nada bueno, solo cosas malas. Se llama Micaías, hijo de Imlá. —Vamos —respondió Josafat—, no hables así.</w:t>
       </w:r>
     </w:p>
     <w:p>
@@ -14998,7 +14998,7 @@
         <w:rPr>
           <w:lang w:val="es_ES" w:bidi="es_ES"/>
         </w:rPr>
-        <w:t xml:space="preserve"> Entonces el rey Acab llamó a uno de sus oficiales y le ordenó:—Ve a buscar a Micaías. ¡Rápido!</w:t>
+        <w:t xml:space="preserve"> Entonces el rey Acab llamó a uno de sus oficiales y le ordenó: —Ve a buscar a Micaías. ¡Rápido!</w:t>
       </w:r>
     </w:p>
     <w:p>
@@ -15019,7 +15019,7 @@
         <w:rPr>
           <w:lang w:val="es_ES" w:bidi="es_ES"/>
         </w:rPr>
-        <w:t xml:space="preserve"> Mientras tanto, todos los profetas seguían profetizando frente a los 2 reyes. Esots estaban sentados en sus tronos vestidos con sus ropas reales. Los tronos estaban colocados en la era junto a la puerta de la ciudad.</w:t>
+        <w:t xml:space="preserve"> Mientras tanto, todos los profetas seguían profetizando frente a los 2 reyes. Estos estaban sentados en sus tronos vestidos con sus ropas reales. Los tronos estaban colocados en la era junto a la puerta de la ciudad.</w:t>
       </w:r>
     </w:p>
     <w:p>
@@ -15061,7 +15061,7 @@
         <w:rPr>
           <w:lang w:val="es_ES" w:bidi="es_ES"/>
         </w:rPr>
-        <w:t xml:space="preserve"> Los demás profetas estuvieron de acuerdo y dijeron:—Ve y ataca Ramot de Galaad, porque el Señor te dará la victoria.</w:t>
+        <w:t xml:space="preserve"> Los demás profetas estuvieron de acuerdo y dijeron: —Ve y ataca Ramot de Galaad, porque el Señor te dará la victoria.</w:t>
       </w:r>
     </w:p>
     <w:p>
@@ -15082,7 +15082,7 @@
         <w:rPr>
           <w:lang w:val="es_ES" w:bidi="es_ES"/>
         </w:rPr>
-        <w:t xml:space="preserve"> El mensajero que fue a buscar a Micaías le dijo:—Mira, todos los profetas han anunciado que el rey tendrá éxito en esta batalla. Deberías decir lo mismo que ellos.</w:t>
+        <w:t xml:space="preserve"> El mensajero que fue a buscar a Micaías le dijo: —Mira, todos los profetas han anunciado que el rey tendrá éxito en esta batalla. Deberías decir lo mismo que ellos.</w:t>
       </w:r>
     </w:p>
     <w:p>
@@ -15103,7 +15103,7 @@
         <w:rPr>
           <w:lang w:val="es_ES" w:bidi="es_ES"/>
         </w:rPr>
-        <w:t xml:space="preserve"> Pero Micaías le respondió:—Tan cierto como que el Señor vive, solo diré lo que el Señor me indique.</w:t>
+        <w:t xml:space="preserve"> Pero Micaías le respondió: —Tan cierto como que el Señor vive, solo diré lo que el Señor me indique.</w:t>
       </w:r>
     </w:p>
     <w:p>
@@ -15124,7 +15124,7 @@
         <w:rPr>
           <w:lang w:val="es_ES" w:bidi="es_ES"/>
         </w:rPr>
-        <w:t xml:space="preserve"> Cuando llegaron, el rey le preguntó a Micaías:—Micaías, ¿atacamos Ramot de Galaad o no?—¡Sí, adelante! —respondió Micaías—. Tendrás una gran victoria, porque el Señor te dará el triunfo.</w:t>
+        <w:t xml:space="preserve"> Cuando llegaron, el rey le preguntó a Micaías: —Micaías, ¿atacamos Ramot de Galaad o no? —¡Sí, adelante! —respondió Micaías—. Tendrás una gran victoria, porque el Señor te dará el triunfo.</w:t>
       </w:r>
     </w:p>
     <w:p>
@@ -15166,7 +15166,7 @@
         <w:rPr>
           <w:lang w:val="es_ES" w:bidi="es_ES"/>
         </w:rPr>
-        <w:t xml:space="preserve"> Entonces Micaías le dijo:—Vi a todo Israel disperso por las montañas, como ovejas sin pastor. Y el Señor dijo: "Su rey ha muerto, así que no tienen líder. Díganles que regresen a sus hogares en paz".</w:t>
+        <w:t xml:space="preserve"> Entonces Micaías le dijo: —Vi a todo Israel disperso por las montañas, como ovejas sin pastor. Y el Señor dijo: “Su rey ha muerto, así que no tienen líder. Díganles que regresen a sus hogares en paz”.</w:t>
       </w:r>
     </w:p>
     <w:p>
@@ -15187,7 +15187,7 @@
         <w:rPr>
           <w:lang w:val="es_ES" w:bidi="es_ES"/>
         </w:rPr>
-        <w:t xml:space="preserve"> Acab se volvió hacia Josafat y se quejó:—¿No te dije lo que pasaría? Él nunca me trae buenas noticias. Siempre me predice calamidades.</w:t>
+        <w:t xml:space="preserve"> Acab se volvió hacia Josafat y se quejó: —¿No te dije lo que pasaría? Él nunca me trae buenas noticias. Siempre me predice calamidades.</w:t>
       </w:r>
     </w:p>
     <w:p>
@@ -15208,28 +15208,28 @@
         <w:rPr>
           <w:lang w:val="es_ES" w:bidi="es_ES"/>
         </w:rPr>
-        <w:t xml:space="preserve"> Micaías respondió:—Escucha lo que el Señor dice. Vi al Señor sentado en su trono, rodeado de todos los ejércitos del cielo.</w:t>
-      </w:r>
-    </w:p>
-    <w:p>
-      <w:pPr/>
-      <w:r>
-        <w:rPr>
-          <w:lang w:val="es_ES" w:bidi="es_ES"/>
-        </w:rPr>
-      </w:r>
-      <w:r>
-        <w:rPr>
-          <w:vertAlign w:val="superscript"/>
-          <w:lang w:val="es_ES" w:bidi="es_ES"/>
-        </w:rPr>
-        <w:t>21</w:t>
-      </w:r>
-      <w:r>
-        <w:rPr>
-          <w:lang w:val="es_ES" w:bidi="es_ES"/>
-        </w:rPr>
-        <w:t xml:space="preserve"> El Señor preguntó: "¿Quién va a convencer a Acab para que ataque Ramot de Galaad y muera allí?". Hubo diferentes propuestas, hasta que un espíritu se adelantó y dijo: "Yo lo engañaré". El Señor le preguntó: "¿De qué manera?".</w:t>
+        <w:t xml:space="preserve"> Micaías respondió: —Escucha lo que el Señor dice. Vi al Señor sentado en su trono, rodeado de todos los ejércitos del cielo.</w:t>
+      </w:r>
+    </w:p>
+    <w:p>
+      <w:pPr/>
+      <w:r>
+        <w:rPr>
+          <w:lang w:val="es_ES" w:bidi="es_ES"/>
+        </w:rPr>
+      </w:r>
+      <w:r>
+        <w:rPr>
+          <w:vertAlign w:val="superscript"/>
+          <w:lang w:val="es_ES" w:bidi="es_ES"/>
+        </w:rPr>
+        <w:t>20-21</w:t>
+      </w:r>
+      <w:r>
+        <w:rPr>
+          <w:lang w:val="es_ES" w:bidi="es_ES"/>
+        </w:rPr>
+        <w:t xml:space="preserve"> El Señor preguntó: "¿Quién va a convencer a Acab para que ataque Ramot de Galaad y muera allí?”. Hubo diferentes propuestas, hasta que un espíritu se adelantó y dijo: “Yo lo engañaré”. El Señor le preguntó: "¿De qué manera?”.</w:t>
       </w:r>
     </w:p>
     <w:p>
@@ -15250,7 +15250,7 @@
         <w:rPr>
           <w:lang w:val="es_ES" w:bidi="es_ES"/>
         </w:rPr>
-        <w:t xml:space="preserve"> El espíritu contestó: "Voy a ser un espíritu mentiroso en la boca de todos sus profetas". Entonces el Señor dijo: "Adelante, lo lograrás. Ve y hazlo".</w:t>
+        <w:t xml:space="preserve"> El espíritu contestó: “Voy a ser un espíritu mentiroso en la boca de todos sus profetas”. Entonces el Señor dijo: “Adelante, lo lograrás. Ve y hazlo”.</w:t>
       </w:r>
     </w:p>
     <w:p>
@@ -15292,7 +15292,7 @@
         <w:rPr>
           <w:lang w:val="es_ES" w:bidi="es_ES"/>
         </w:rPr>
-        <w:t xml:space="preserve"> Entonces Sedequías, hijo de Quenaná, se acercó y golpeó a Micaías en la cara.—¿En qué momento el Espíritu del Señor me dejó a mí para hablarte a ti? —le preguntó.</w:t>
+        <w:t xml:space="preserve"> Entonces Sedequías, hijo de Quenaná, se acercó y golpeó a Micaías en la cara. —¿En qué momento el Espíritu del Señor me dejó a mí para hablarte a ti? —le preguntó.</w:t>
       </w:r>
     </w:p>
     <w:p>
@@ -15313,7 +15313,7 @@
         <w:rPr>
           <w:lang w:val="es_ES" w:bidi="es_ES"/>
         </w:rPr>
-        <w:t xml:space="preserve"> Micaías le respondió:—Lo sabrás el día que andes escapando de un cuarto a otro para esconderte.</w:t>
+        <w:t xml:space="preserve"> Micaías le respondió: —Lo sabrás el día que andes escapando de un cuarto a otro para esconderte.</w:t>
       </w:r>
     </w:p>
     <w:p>
@@ -15334,7 +15334,7 @@
         <w:rPr>
           <w:lang w:val="es_ES" w:bidi="es_ES"/>
         </w:rPr>
-        <w:t xml:space="preserve"> El rey Acab ordenó:—Arresten a Micaías. Llévenlo a Amón, el gobernador de la ciudad, y a mi hijo Joás.</w:t>
+        <w:t xml:space="preserve"> El rey Acab ordenó: —Arresten a Micaías. Llévenlo a Amón, el gobernador de la ciudad, y a mi hijo Joás.</w:t>
       </w:r>
     </w:p>
     <w:p>
@@ -15376,7 +15376,7 @@
         <w:rPr>
           <w:lang w:val="es_ES" w:bidi="es_ES"/>
         </w:rPr>
-        <w:t xml:space="preserve"> Micaías respondió:—Si tú regresas sano y salvo, entonces el Señor no ha hablado por medio de mí.Después Micaías se dirigió a todos los que estaban allí y les dijo:—¡Escuchen bien lo que he dicho!</w:t>
+        <w:t xml:space="preserve"> Micaías respondió: —Si tú regresas sano y salvo, entonces el Señor no ha hablado por medio de mí. Después Micaías se dirigió a todos los que estaban allí y les dijo: —¡Escuchen bien lo que he dicho!</w:t>
       </w:r>
     </w:p>
     <w:p>
@@ -15418,7 +15418,7 @@
         <w:rPr>
           <w:lang w:val="es_ES" w:bidi="es_ES"/>
         </w:rPr>
-        <w:t xml:space="preserve"> Acab le dijo a Josafat:—Ponte tu ropa de rey, pero yo no voy a usar la mía. Voy a disfrazarme.</w:t>
+        <w:t xml:space="preserve"> Acab le dijo a Josafat: —Ponte tu ropa de rey, pero yo no voy a usar la mía. Voy a disfrazarme.</w:t>
       </w:r>
     </w:p>
     <w:p>
@@ -15439,28 +15439,28 @@
         <w:rPr>
           <w:lang w:val="es_ES" w:bidi="es_ES"/>
         </w:rPr>
-        <w:t xml:space="preserve"> Así que Acab se disfrazó y entró en la batalla.El rey de Aram había dado órdenes a sus 32 comandantes de carros de guerra de atacar solamente al rey Acab.</w:t>
-      </w:r>
-    </w:p>
-    <w:p>
-      <w:pPr/>
-      <w:r>
-        <w:rPr>
-          <w:lang w:val="es_ES" w:bidi="es_ES"/>
-        </w:rPr>
-      </w:r>
-      <w:r>
-        <w:rPr>
-          <w:vertAlign w:val="superscript"/>
-          <w:lang w:val="es_ES" w:bidi="es_ES"/>
-        </w:rPr>
-        <w:t>33</w:t>
-      </w:r>
-      <w:r>
-        <w:rPr>
-          <w:lang w:val="es_ES" w:bidi="es_ES"/>
-        </w:rPr>
-        <w:t xml:space="preserve"> Cuando vieron a Josafat con su ropa de rey, pensaron: «Este es el que buscamos». Lo rodearon para atacarlo, pero Josafat gritó pidiendo ayuda. Entoces se dieron cuenta de su error y dejaron de perseguirlo.</w:t>
+        <w:t xml:space="preserve"> Así que Acab se disfrazó y entró en la batalla. El rey de Aram había dado órdenes a sus 32 comandantes de carros de guerra de atacar solamente al rey Acab.</w:t>
+      </w:r>
+    </w:p>
+    <w:p>
+      <w:pPr/>
+      <w:r>
+        <w:rPr>
+          <w:lang w:val="es_ES" w:bidi="es_ES"/>
+        </w:rPr>
+      </w:r>
+      <w:r>
+        <w:rPr>
+          <w:vertAlign w:val="superscript"/>
+          <w:lang w:val="es_ES" w:bidi="es_ES"/>
+        </w:rPr>
+        <w:t>32-33</w:t>
+      </w:r>
+      <w:r>
+        <w:rPr>
+          <w:lang w:val="es_ES" w:bidi="es_ES"/>
+        </w:rPr>
+        <w:t xml:space="preserve"> Cuando vieron a Josafat con su ropa de rey, pensaron: “Este es el que buscamos”. Lo rodearon para atacarlo, pero Josafat gritó pidiendo ayuda. Entonces se dieron cuenta de su error y dejaron de perseguirlo.</w:t>
       </w:r>
     </w:p>
     <w:p>
@@ -15481,7 +15481,7 @@
         <w:rPr>
           <w:lang w:val="es_ES" w:bidi="es_ES"/>
         </w:rPr>
-        <w:t xml:space="preserve"> Alguien disparó una flecha sin apuntar a nadie en particular. La flecha golpeó al rey Acab justo en la unión de las piezas de su armadura. El rey le ordenó al conductor de su carro:—Sácame del campo de batalla, estoy herido.</w:t>
+        <w:t xml:space="preserve"> Alguien disparó una flecha sin apuntar a nadie en particular. La flecha golpeó al rey Acab justo en la unión de las piezas de su armadura. El rey le ordenó al conductor de su carro: —Sácame del campo de batalla, estoy herido.</w:t>
       </w:r>
     </w:p>
     <w:p>
@@ -15517,13 +15517,13 @@
           <w:vertAlign w:val="superscript"/>
           <w:lang w:val="es_ES" w:bidi="es_ES"/>
         </w:rPr>
-        <w:t>37</w:t>
-      </w:r>
-      <w:r>
-        <w:rPr>
-          <w:lang w:val="es_ES" w:bidi="es_ES"/>
-        </w:rPr>
-        <w:t xml:space="preserve"> Al anochecer, un grito se extendió por todo el campamento: «¡El rey ha muerto! ¡Regresen a sus ciudades! ¡Vayan a sus casas!». Así murió el rey Acab. Llevaron su cuerpo a Samaria y lo enterraron allí.</w:t>
+        <w:t>36-37</w:t>
+      </w:r>
+      <w:r>
+        <w:rPr>
+          <w:lang w:val="es_ES" w:bidi="es_ES"/>
+        </w:rPr>
+        <w:t xml:space="preserve"> Al anochecer, un grito se extendió por todo el campamento: «¡El rey ha muerto! ¡Regresen a sus ciudades! ¡Vayan a sus casas!”. Así murió el rey Acab. Llevaron su cuerpo a Samaria y lo enterraron allí.</w:t>
       </w:r>
     </w:p>
     <w:p>
@@ -15832,7 +15832,7 @@
           <w:vertAlign w:val="superscript"/>
           <w:lang w:val="es_ES" w:bidi="es_ES"/>
         </w:rPr>
-        <w:t>53</w:t>
+        <w:t>52-53</w:t>
       </w:r>
       <w:r>
         <w:rPr>
